--- a/lessons/7-4/downloads/reveal/teacher/7.4-session-1-prerequisite-practice-a.docx
+++ b/lessons/7-4/downloads/reveal/teacher/7.4-session-1-prerequisite-practice-a.docx
@@ -15,10 +15,28 @@
         <w:rPr>
           <w:rFonts w:ascii="Avenir Next" w:hAnsi="Avenir Next" w:cs="Avenir Next" w:eastAsia="Avenir Next"/>
           <w:color w:val="1A1A1A"/>
+          <w:sz w:val="22"/>
+          <w:szCs w:val="20"/>
+        </w:rPr>
+        <w:t xml:space="preserve">Name</w:t>
+      </w:r>
+      <w:r>
+        <w:rPr>
+          <w:rFonts w:ascii="Avenir Next" w:hAnsi="Avenir Next" w:cs="Avenir Next" w:eastAsia="Avenir Next"/>
+          <w:color w:val="1A1A1A"/>
           <w:sz w:val="20"/>
           <w:szCs w:val="20"/>
         </w:rPr>
-        <w:t xml:space="preserve">Name</w:t>
+        <w:tab/>
+      </w:r>
+      <w:r>
+        <w:rPr>
+          <w:rFonts w:ascii="Avenir Next" w:hAnsi="Avenir Next" w:cs="Avenir Next" w:eastAsia="Avenir Next"/>
+          <w:color w:val="1A1A1A"/>
+          <w:sz w:val="22"/>
+          <w:szCs w:val="20"/>
+        </w:rPr>
+        <w:t xml:space="preserve">   Date</w:t>
       </w:r>
       <w:r>
         <w:rPr>
@@ -33,25 +51,7 @@
         <w:rPr>
           <w:rFonts w:ascii="Avenir Next" w:hAnsi="Avenir Next" w:cs="Avenir Next" w:eastAsia="Avenir Next"/>
           <w:color w:val="1A1A1A"/>
-          <w:sz w:val="20"/>
-          <w:szCs w:val="20"/>
-        </w:rPr>
-        <w:t xml:space="preserve">   Date</w:t>
-      </w:r>
-      <w:r>
-        <w:rPr>
-          <w:rFonts w:ascii="Avenir Next" w:hAnsi="Avenir Next" w:cs="Avenir Next" w:eastAsia="Avenir Next"/>
-          <w:color w:val="1A1A1A"/>
-          <w:sz w:val="20"/>
-          <w:szCs w:val="20"/>
-        </w:rPr>
-        <w:tab/>
-      </w:r>
-      <w:r>
-        <w:rPr>
-          <w:rFonts w:ascii="Avenir Next" w:hAnsi="Avenir Next" w:cs="Avenir Next" w:eastAsia="Avenir Next"/>
-          <w:color w:val="1A1A1A"/>
-          <w:sz w:val="20"/>
+          <w:sz w:val="22"/>
           <w:szCs w:val="20"/>
         </w:rPr>
         <w:t xml:space="preserve">   Period</w:t>
@@ -78,7 +78,7 @@
           <w:caps/>
           <w:color w:val="003A70"/>
           <w:spacing w:val="12"/>
-          <w:sz w:val="19"/>
+          <w:sz w:val="22"/>
           <w:szCs w:val="19"/>
         </w:rPr>
         <w:t xml:space="preserve">Lesson 7-4  ·  Session 1  ·  Prerequisite Practice A  ·  Skill 1 of 2</w:t>
@@ -86,6 +86,7 @@
     </w:p>
     <w:p>
       <w:pPr>
+        <w:pStyle w:val="Heading1"/>
         <w:keepNext/>
         <w:spacing w:before="0" w:after="10" w:line="240" w:lineRule="auto"/>
       </w:pPr>
@@ -111,7 +112,7 @@
         <w:rPr>
           <w:rFonts w:ascii="Avenir Next" w:hAnsi="Avenir Next" w:cs="Avenir Next" w:eastAsia="Avenir Next"/>
           <w:color w:val="5A5F66"/>
-          <w:sz w:val="17"/>
+          <w:sz w:val="22"/>
           <w:szCs w:val="17"/>
         </w:rPr>
         <w:t xml:space="preserve">Builds on Grade 4 · 4.NBT.A.2</w:t>
@@ -154,6 +155,7 @@
           </w:tcPr>
           <w:p>
             <w:pPr>
+              <w:pStyle w:val="Heading2"/>
               <w:spacing w:before="0" w:after="0" w:line="252" w:lineRule="auto"/>
             </w:pPr>
             <w:r>
@@ -183,7 +185,7 @@
               <w:rPr>
                 <w:rFonts w:ascii="Avenir Next" w:hAnsi="Avenir Next" w:cs="Avenir Next" w:eastAsia="Avenir Next"/>
                 <w:color w:val="1A1A1A"/>
-                <w:sz w:val="20"/>
+                <w:sz w:val="22"/>
                 <w:szCs w:val="20"/>
               </w:rPr>
               <w:t xml:space="preserve">You will write comparisons like −24 &lt; −9.</w:t>
@@ -203,6 +205,7 @@
           </w:tcPr>
           <w:p>
             <w:pPr>
+              <w:pStyle w:val="Heading2"/>
               <w:spacing w:before="0" w:after="0" w:line="252" w:lineRule="auto"/>
             </w:pPr>
             <w:r>
@@ -232,7 +235,7 @@
               <w:rPr>
                 <w:rFonts w:ascii="Avenir Next" w:hAnsi="Avenir Next" w:cs="Avenir Next" w:eastAsia="Avenir Next"/>
                 <w:color w:val="1A1A1A"/>
-                <w:sz w:val="20"/>
+                <w:sz w:val="22"/>
                 <w:szCs w:val="20"/>
               </w:rPr>
               <w:t xml:space="preserve">Write &lt; or &gt; so the open side faces the greater number.  </w:t>
@@ -242,7 +245,7 @@
                 <w:rFonts w:ascii="Avenir Next" w:hAnsi="Avenir Next" w:cs="Avenir Next" w:eastAsia="Avenir Next"/>
                 <w:b/>
                 <w:color w:val="1A1A1A"/>
-                <w:sz w:val="20"/>
+                <w:sz w:val="22"/>
                 <w:szCs w:val="20"/>
               </w:rPr>
               <w:t xml:space="preserve">You will use it in Practice Form A, problems 1 and 5.</w:t>
@@ -253,6 +256,7 @@
     </w:tbl>
     <w:p>
       <w:pPr>
+        <w:pStyle w:val="Heading2"/>
         <w:keepNext/>
         <w:pBdr>
           <w:bottom w:val="single" w:sz="8" w:space="3" w:color="003A70"/>
@@ -268,7 +272,7 @@
           <w:b/>
           <w:color w:val="003A70"/>
           <w:spacing w:val="14"/>
-          <w:sz w:val="19"/>
+          <w:sz w:val="22"/>
           <w:szCs w:val="19"/>
         </w:rPr>
         <w:t xml:space="preserve">STEPS TO FOLLOW</w:t>
@@ -287,7 +291,7 @@
           <w:rFonts w:ascii="Avenir Next" w:hAnsi="Avenir Next" w:cs="Avenir Next" w:eastAsia="Avenir Next"/>
           <w:i/>
           <w:color w:val="5A5F66"/>
-          <w:sz w:val="17"/>
+          <w:sz w:val="22"/>
           <w:szCs w:val="17"/>
         </w:rPr>
         <w:t xml:space="preserve">use these same steps on every problem</w:t>
@@ -329,6 +333,7 @@
           </w:tcPr>
           <w:p>
             <w:pPr>
+              <w:pStyle w:val="Heading1"/>
               <w:spacing w:before="0" w:after="0" w:line="240" w:lineRule="auto"/>
               <w:jc w:val="center"/>
             </w:pPr>
@@ -357,7 +362,7 @@
               <w:rPr>
                 <w:rFonts w:ascii="Avenir Next" w:hAnsi="Avenir Next" w:cs="Avenir Next" w:eastAsia="Avenir Next"/>
                 <w:color w:val="1A1A1A"/>
-                <w:sz w:val="21"/>
+                <w:sz w:val="22"/>
                 <w:szCs w:val="21"/>
               </w:rPr>
               <w:t xml:space="preserve">Find the </w:t>
@@ -367,7 +372,7 @@
                 <w:rFonts w:ascii="Avenir Next" w:hAnsi="Avenir Next" w:cs="Avenir Next" w:eastAsia="Avenir Next"/>
                 <w:b/>
                 <w:color w:val="1A1A1A"/>
-                <w:sz w:val="21"/>
+                <w:sz w:val="22"/>
                 <w:szCs w:val="21"/>
               </w:rPr>
               <w:t xml:space="preserve">greater</w:t>
@@ -376,7 +381,7 @@
               <w:rPr>
                 <w:rFonts w:ascii="Avenir Next" w:hAnsi="Avenir Next" w:cs="Avenir Next" w:eastAsia="Avenir Next"/>
                 <w:color w:val="1A1A1A"/>
-                <w:sz w:val="21"/>
+                <w:sz w:val="22"/>
                 <w:szCs w:val="21"/>
               </w:rPr>
               <w:t xml:space="preserve"> number.</w:t>
@@ -395,6 +400,7 @@
           </w:tcPr>
           <w:p>
             <w:pPr>
+              <w:pStyle w:val="Heading1"/>
               <w:spacing w:before="0" w:after="0" w:line="240" w:lineRule="auto"/>
               <w:jc w:val="center"/>
             </w:pPr>
@@ -423,7 +429,7 @@
               <w:rPr>
                 <w:rFonts w:ascii="Avenir Next" w:hAnsi="Avenir Next" w:cs="Avenir Next" w:eastAsia="Avenir Next"/>
                 <w:color w:val="1A1A1A"/>
-                <w:sz w:val="21"/>
+                <w:sz w:val="22"/>
                 <w:szCs w:val="21"/>
               </w:rPr>
               <w:t xml:space="preserve">Point the </w:t>
@@ -433,7 +439,7 @@
                 <w:rFonts w:ascii="Avenir Next" w:hAnsi="Avenir Next" w:cs="Avenir Next" w:eastAsia="Avenir Next"/>
                 <w:b/>
                 <w:color w:val="1A1A1A"/>
-                <w:sz w:val="21"/>
+                <w:sz w:val="22"/>
                 <w:szCs w:val="21"/>
               </w:rPr>
               <w:t xml:space="preserve">open side</w:t>
@@ -442,7 +448,7 @@
               <w:rPr>
                 <w:rFonts w:ascii="Avenir Next" w:hAnsi="Avenir Next" w:cs="Avenir Next" w:eastAsia="Avenir Next"/>
                 <w:color w:val="1A1A1A"/>
-                <w:sz w:val="21"/>
+                <w:sz w:val="22"/>
                 <w:szCs w:val="21"/>
               </w:rPr>
               <w:t xml:space="preserve"> of the symbol at the greater number.</w:t>
@@ -461,6 +467,7 @@
           </w:tcPr>
           <w:p>
             <w:pPr>
+              <w:pStyle w:val="Heading1"/>
               <w:spacing w:before="0" w:after="0" w:line="240" w:lineRule="auto"/>
               <w:jc w:val="center"/>
             </w:pPr>
@@ -490,7 +497,7 @@
                 <w:rFonts w:ascii="Avenir Next" w:hAnsi="Avenir Next" w:cs="Avenir Next" w:eastAsia="Avenir Next"/>
                 <w:b/>
                 <w:color w:val="1A1A1A"/>
-                <w:sz w:val="21"/>
+                <w:sz w:val="22"/>
                 <w:szCs w:val="21"/>
               </w:rPr>
               <w:t xml:space="preserve">Read</w:t>
@@ -499,7 +506,7 @@
               <w:rPr>
                 <w:rFonts w:ascii="Avenir Next" w:hAnsi="Avenir Next" w:cs="Avenir Next" w:eastAsia="Avenir Next"/>
                 <w:color w:val="1A1A1A"/>
-                <w:sz w:val="21"/>
+                <w:sz w:val="22"/>
                 <w:szCs w:val="21"/>
               </w:rPr>
               <w:t xml:space="preserve"> it aloud: “is less than” or “is greater than.”</w:t>
@@ -510,6 +517,7 @@
     </w:tbl>
     <w:p>
       <w:pPr>
+        <w:pStyle w:val="Heading2"/>
         <w:keepNext/>
         <w:pBdr>
           <w:bottom w:val="single" w:sz="8" w:space="3" w:color="003A70"/>
@@ -525,7 +533,7 @@
           <w:b/>
           <w:color w:val="003A70"/>
           <w:spacing w:val="14"/>
-          <w:sz w:val="19"/>
+          <w:sz w:val="22"/>
           <w:szCs w:val="19"/>
         </w:rPr>
         <w:t xml:space="preserve">WATCH ME</w:t>
@@ -544,7 +552,7 @@
           <w:rFonts w:ascii="Avenir Next" w:hAnsi="Avenir Next" w:cs="Avenir Next" w:eastAsia="Avenir Next"/>
           <w:i/>
           <w:color w:val="5A5F66"/>
-          <w:sz w:val="17"/>
+          <w:sz w:val="22"/>
           <w:szCs w:val="17"/>
         </w:rPr>
         <w:t xml:space="preserve">the steps in action</w:t>
@@ -559,7 +567,7 @@
           <w:rFonts w:ascii="Avenir Next" w:hAnsi="Avenir Next" w:cs="Avenir Next" w:eastAsia="Avenir Next"/>
           <w:b/>
           <w:color w:val="1A1A1A"/>
-          <w:sz w:val="21"/>
+          <w:sz w:val="22"/>
           <w:szCs w:val="21"/>
         </w:rPr>
         <w:t xml:space="preserve">Compare 4.5 and 12.</w:t>
@@ -578,25 +586,25 @@
           <w:rFonts w:ascii="Avenir Next" w:hAnsi="Avenir Next" w:cs="Avenir Next" w:eastAsia="Avenir Next"/>
           <w:b/>
           <w:color w:val="003A70"/>
+          <w:sz w:val="22"/>
+          <w:szCs w:val="19"/>
+        </w:rPr>
+        <w:t xml:space="preserve">Step 1</w:t>
+      </w:r>
+      <w:r>
+        <w:rPr>
+          <w:rFonts w:ascii="Avenir Next" w:hAnsi="Avenir Next" w:cs="Avenir Next" w:eastAsia="Avenir Next"/>
+          <w:color w:val="1A1A1A"/>
           <w:sz w:val="19"/>
           <w:szCs w:val="19"/>
         </w:rPr>
-        <w:t xml:space="preserve">Step 1</w:t>
-      </w:r>
-      <w:r>
-        <w:rPr>
-          <w:rFonts w:ascii="Avenir Next" w:hAnsi="Avenir Next" w:cs="Avenir Next" w:eastAsia="Avenir Next"/>
-          <w:color w:val="1A1A1A"/>
-          <w:sz w:val="19"/>
-          <w:szCs w:val="19"/>
-        </w:rPr>
         <w:tab/>
       </w:r>
       <w:r>
         <w:rPr>
           <w:rFonts w:ascii="Avenir Next" w:hAnsi="Avenir Next" w:cs="Avenir Next" w:eastAsia="Avenir Next"/>
           <w:color w:val="1A1A1A"/>
-          <w:sz w:val="21"/>
+          <w:sz w:val="22"/>
           <w:szCs w:val="21"/>
         </w:rPr>
         <w:t xml:space="preserve">12 is greater.</w:t>
@@ -615,25 +623,25 @@
           <w:rFonts w:ascii="Avenir Next" w:hAnsi="Avenir Next" w:cs="Avenir Next" w:eastAsia="Avenir Next"/>
           <w:b/>
           <w:color w:val="003A70"/>
+          <w:sz w:val="22"/>
+          <w:szCs w:val="19"/>
+        </w:rPr>
+        <w:t xml:space="preserve">Step 2</w:t>
+      </w:r>
+      <w:r>
+        <w:rPr>
+          <w:rFonts w:ascii="Avenir Next" w:hAnsi="Avenir Next" w:cs="Avenir Next" w:eastAsia="Avenir Next"/>
+          <w:color w:val="1A1A1A"/>
           <w:sz w:val="19"/>
           <w:szCs w:val="19"/>
         </w:rPr>
-        <w:t xml:space="preserve">Step 2</w:t>
-      </w:r>
-      <w:r>
-        <w:rPr>
-          <w:rFonts w:ascii="Avenir Next" w:hAnsi="Avenir Next" w:cs="Avenir Next" w:eastAsia="Avenir Next"/>
-          <w:color w:val="1A1A1A"/>
-          <w:sz w:val="19"/>
-          <w:szCs w:val="19"/>
-        </w:rPr>
         <w:tab/>
       </w:r>
       <w:r>
         <w:rPr>
           <w:rFonts w:ascii="Avenir Next" w:hAnsi="Avenir Next" w:cs="Avenir Next" w:eastAsia="Avenir Next"/>
           <w:color w:val="1A1A1A"/>
-          <w:sz w:val="21"/>
+          <w:sz w:val="22"/>
           <w:szCs w:val="21"/>
         </w:rPr>
         <w:t xml:space="preserve">The open side faces 12: 4.5 &lt; 12.</w:t>
@@ -652,25 +660,25 @@
           <w:rFonts w:ascii="Avenir Next" w:hAnsi="Avenir Next" w:cs="Avenir Next" w:eastAsia="Avenir Next"/>
           <w:b/>
           <w:color w:val="003A70"/>
+          <w:sz w:val="22"/>
+          <w:szCs w:val="19"/>
+        </w:rPr>
+        <w:t xml:space="preserve">Step 3</w:t>
+      </w:r>
+      <w:r>
+        <w:rPr>
+          <w:rFonts w:ascii="Avenir Next" w:hAnsi="Avenir Next" w:cs="Avenir Next" w:eastAsia="Avenir Next"/>
+          <w:color w:val="1A1A1A"/>
           <w:sz w:val="19"/>
           <w:szCs w:val="19"/>
         </w:rPr>
-        <w:t xml:space="preserve">Step 3</w:t>
-      </w:r>
-      <w:r>
-        <w:rPr>
-          <w:rFonts w:ascii="Avenir Next" w:hAnsi="Avenir Next" w:cs="Avenir Next" w:eastAsia="Avenir Next"/>
-          <w:color w:val="1A1A1A"/>
-          <w:sz w:val="19"/>
-          <w:szCs w:val="19"/>
-        </w:rPr>
         <w:tab/>
       </w:r>
       <w:r>
         <w:rPr>
           <w:rFonts w:ascii="Avenir Next" w:hAnsi="Avenir Next" w:cs="Avenir Next" w:eastAsia="Avenir Next"/>
           <w:color w:val="1A1A1A"/>
-          <w:sz w:val="21"/>
+          <w:sz w:val="22"/>
           <w:szCs w:val="21"/>
         </w:rPr>
         <w:t xml:space="preserve">Read: 4.5 is less than 12.</w:t>
@@ -689,18 +697,18 @@
           <w:rFonts w:ascii="Avenir Next" w:hAnsi="Avenir Next" w:cs="Avenir Next" w:eastAsia="Avenir Next"/>
           <w:b/>
           <w:color w:val="1A1A1A"/>
+          <w:sz w:val="22"/>
+          <w:szCs w:val="21"/>
+        </w:rPr>
+        <w:t xml:space="preserve">Answer</w:t>
+      </w:r>
+      <w:r>
+        <w:rPr>
+          <w:rFonts w:ascii="Avenir Next" w:hAnsi="Avenir Next" w:cs="Avenir Next" w:eastAsia="Avenir Next"/>
+          <w:color w:val="1A1A1A"/>
           <w:sz w:val="21"/>
           <w:szCs w:val="21"/>
         </w:rPr>
-        <w:t xml:space="preserve">Answer</w:t>
-      </w:r>
-      <w:r>
-        <w:rPr>
-          <w:rFonts w:ascii="Avenir Next" w:hAnsi="Avenir Next" w:cs="Avenir Next" w:eastAsia="Avenir Next"/>
-          <w:color w:val="1A1A1A"/>
-          <w:sz w:val="21"/>
-          <w:szCs w:val="21"/>
-        </w:rPr>
         <w:tab/>
       </w:r>
       <w:r>
@@ -708,7 +716,7 @@
           <w:rFonts w:ascii="Avenir Next" w:hAnsi="Avenir Next" w:cs="Avenir Next" w:eastAsia="Avenir Next"/>
           <w:b/>
           <w:color w:val="1A1A1A"/>
-          <w:sz w:val="21"/>
+          <w:sz w:val="22"/>
           <w:szCs w:val="21"/>
         </w:rPr>
         <w:t xml:space="preserve">4.5 &lt; 12</w:t>
@@ -716,6 +724,7 @@
     </w:p>
     <w:p>
       <w:pPr>
+        <w:pStyle w:val="Heading2"/>
         <w:keepNext/>
         <w:pBdr>
           <w:bottom w:val="single" w:sz="8" w:space="3" w:color="003A70"/>
@@ -731,7 +740,7 @@
           <w:b/>
           <w:color w:val="003A70"/>
           <w:spacing w:val="14"/>
-          <w:sz w:val="19"/>
+          <w:sz w:val="22"/>
           <w:szCs w:val="19"/>
         </w:rPr>
         <w:t xml:space="preserve">TRY IT WITH HELP</w:t>
@@ -750,7 +759,7 @@
           <w:rFonts w:ascii="Avenir Next" w:hAnsi="Avenir Next" w:cs="Avenir Next" w:eastAsia="Avenir Next"/>
           <w:i/>
           <w:color w:val="5A5F66"/>
-          <w:sz w:val="17"/>
+          <w:sz w:val="22"/>
           <w:szCs w:val="17"/>
         </w:rPr>
         <w:t xml:space="preserve">fill in each step</w:t>
@@ -808,35 +817,35 @@
           <w:rFonts w:ascii="Avenir Next" w:hAnsi="Avenir Next" w:cs="Avenir Next" w:eastAsia="Avenir Next"/>
           <w:b/>
           <w:color w:val="003A70"/>
+          <w:sz w:val="22"/>
+          <w:szCs w:val="18"/>
+        </w:rPr>
+        <w:t xml:space="preserve">Step 1</w:t>
+      </w:r>
+      <w:r>
+        <w:rPr>
+          <w:rFonts w:ascii="Avenir Next" w:hAnsi="Avenir Next" w:cs="Avenir Next" w:eastAsia="Avenir Next"/>
+          <w:color w:val="1A1A1A"/>
           <w:sz w:val="18"/>
           <w:szCs w:val="18"/>
         </w:rPr>
-        <w:t xml:space="preserve">Step 1</w:t>
-      </w:r>
-      <w:r>
-        <w:rPr>
-          <w:rFonts w:ascii="Avenir Next" w:hAnsi="Avenir Next" w:cs="Avenir Next" w:eastAsia="Avenir Next"/>
-          <w:color w:val="1A1A1A"/>
-          <w:sz w:val="18"/>
-          <w:szCs w:val="18"/>
-        </w:rPr>
         <w:tab/>
       </w:r>
       <w:r>
         <w:rPr>
           <w:rFonts w:ascii="Avenir Next" w:hAnsi="Avenir Next" w:cs="Avenir Next" w:eastAsia="Avenir Next"/>
           <w:color w:val="1A1A1A"/>
+          <w:sz w:val="22"/>
+          <w:szCs w:val="21"/>
+        </w:rPr>
+        <w:t xml:space="preserve">The greater number is </w:t>
+      </w:r>
+      <w:r>
+        <w:rPr>
+          <w:rFonts w:ascii="Avenir Next" w:hAnsi="Avenir Next" w:cs="Avenir Next" w:eastAsia="Avenir Next"/>
+          <w:color w:val="1A1A1A"/>
           <w:sz w:val="21"/>
           <w:szCs w:val="21"/>
-        </w:rPr>
-        <w:t xml:space="preserve">The greater number is </w:t>
-      </w:r>
-      <w:r>
-        <w:rPr>
-          <w:rFonts w:ascii="Avenir Next" w:hAnsi="Avenir Next" w:cs="Avenir Next" w:eastAsia="Avenir Next"/>
-          <w:color w:val="1A1A1A"/>
-          <w:sz w:val="21"/>
-          <w:szCs w:val="21"/>
           <w:u w:val="single"/>
         </w:rPr>
         <w:t xml:space="preserve">                </w:t>
@@ -845,7 +854,7 @@
         <w:rPr>
           <w:rFonts w:ascii="Avenir Next" w:hAnsi="Avenir Next" w:cs="Avenir Next" w:eastAsia="Avenir Next"/>
           <w:color w:val="1A1A1A"/>
-          <w:sz w:val="21"/>
+          <w:sz w:val="22"/>
           <w:szCs w:val="21"/>
         </w:rPr>
         <w:t xml:space="preserve">.</w:t>
@@ -865,35 +874,35 @@
           <w:rFonts w:ascii="Avenir Next" w:hAnsi="Avenir Next" w:cs="Avenir Next" w:eastAsia="Avenir Next"/>
           <w:b/>
           <w:color w:val="003A70"/>
+          <w:sz w:val="22"/>
+          <w:szCs w:val="18"/>
+        </w:rPr>
+        <w:t xml:space="preserve">Step 2</w:t>
+      </w:r>
+      <w:r>
+        <w:rPr>
+          <w:rFonts w:ascii="Avenir Next" w:hAnsi="Avenir Next" w:cs="Avenir Next" w:eastAsia="Avenir Next"/>
+          <w:color w:val="1A1A1A"/>
           <w:sz w:val="18"/>
           <w:szCs w:val="18"/>
         </w:rPr>
-        <w:t xml:space="preserve">Step 2</w:t>
-      </w:r>
-      <w:r>
-        <w:rPr>
-          <w:rFonts w:ascii="Avenir Next" w:hAnsi="Avenir Next" w:cs="Avenir Next" w:eastAsia="Avenir Next"/>
-          <w:color w:val="1A1A1A"/>
-          <w:sz w:val="18"/>
-          <w:szCs w:val="18"/>
-        </w:rPr>
         <w:tab/>
       </w:r>
       <w:r>
         <w:rPr>
           <w:rFonts w:ascii="Avenir Next" w:hAnsi="Avenir Next" w:cs="Avenir Next" w:eastAsia="Avenir Next"/>
           <w:color w:val="1A1A1A"/>
+          <w:sz w:val="22"/>
+          <w:szCs w:val="21"/>
+        </w:rPr>
+        <w:t xml:space="preserve">24 </w:t>
+      </w:r>
+      <w:r>
+        <w:rPr>
+          <w:rFonts w:ascii="Avenir Next" w:hAnsi="Avenir Next" w:cs="Avenir Next" w:eastAsia="Avenir Next"/>
+          <w:color w:val="1A1A1A"/>
           <w:sz w:val="21"/>
           <w:szCs w:val="21"/>
-        </w:rPr>
-        <w:t xml:space="preserve">24 </w:t>
-      </w:r>
-      <w:r>
-        <w:rPr>
-          <w:rFonts w:ascii="Avenir Next" w:hAnsi="Avenir Next" w:cs="Avenir Next" w:eastAsia="Avenir Next"/>
-          <w:color w:val="1A1A1A"/>
-          <w:sz w:val="21"/>
-          <w:szCs w:val="21"/>
           <w:u w:val="single"/>
         </w:rPr>
         <w:t xml:space="preserve">                </w:t>
@@ -902,7 +911,7 @@
         <w:rPr>
           <w:rFonts w:ascii="Avenir Next" w:hAnsi="Avenir Next" w:cs="Avenir Next" w:eastAsia="Avenir Next"/>
           <w:color w:val="1A1A1A"/>
-          <w:sz w:val="21"/>
+          <w:sz w:val="22"/>
           <w:szCs w:val="21"/>
         </w:rPr>
         <w:t xml:space="preserve"> 9</w:t>
@@ -922,35 +931,35 @@
           <w:rFonts w:ascii="Avenir Next" w:hAnsi="Avenir Next" w:cs="Avenir Next" w:eastAsia="Avenir Next"/>
           <w:b/>
           <w:color w:val="003A70"/>
+          <w:sz w:val="22"/>
+          <w:szCs w:val="18"/>
+        </w:rPr>
+        <w:t xml:space="preserve">Step 3</w:t>
+      </w:r>
+      <w:r>
+        <w:rPr>
+          <w:rFonts w:ascii="Avenir Next" w:hAnsi="Avenir Next" w:cs="Avenir Next" w:eastAsia="Avenir Next"/>
+          <w:color w:val="1A1A1A"/>
           <w:sz w:val="18"/>
           <w:szCs w:val="18"/>
         </w:rPr>
-        <w:t xml:space="preserve">Step 3</w:t>
-      </w:r>
-      <w:r>
-        <w:rPr>
-          <w:rFonts w:ascii="Avenir Next" w:hAnsi="Avenir Next" w:cs="Avenir Next" w:eastAsia="Avenir Next"/>
-          <w:color w:val="1A1A1A"/>
-          <w:sz w:val="18"/>
-          <w:szCs w:val="18"/>
-        </w:rPr>
         <w:tab/>
       </w:r>
       <w:r>
         <w:rPr>
           <w:rFonts w:ascii="Avenir Next" w:hAnsi="Avenir Next" w:cs="Avenir Next" w:eastAsia="Avenir Next"/>
           <w:color w:val="1A1A1A"/>
+          <w:sz w:val="22"/>
+          <w:szCs w:val="21"/>
+        </w:rPr>
+        <w:t xml:space="preserve">Read: 24 is </w:t>
+      </w:r>
+      <w:r>
+        <w:rPr>
+          <w:rFonts w:ascii="Avenir Next" w:hAnsi="Avenir Next" w:cs="Avenir Next" w:eastAsia="Avenir Next"/>
+          <w:color w:val="1A1A1A"/>
           <w:sz w:val="21"/>
           <w:szCs w:val="21"/>
-        </w:rPr>
-        <w:t xml:space="preserve">Read: 24 is </w:t>
-      </w:r>
-      <w:r>
-        <w:rPr>
-          <w:rFonts w:ascii="Avenir Next" w:hAnsi="Avenir Next" w:cs="Avenir Next" w:eastAsia="Avenir Next"/>
-          <w:color w:val="1A1A1A"/>
-          <w:sz w:val="21"/>
-          <w:szCs w:val="21"/>
           <w:u w:val="single"/>
         </w:rPr>
         <w:t xml:space="preserve">                </w:t>
@@ -959,7 +968,7 @@
         <w:rPr>
           <w:rFonts w:ascii="Avenir Next" w:hAnsi="Avenir Next" w:cs="Avenir Next" w:eastAsia="Avenir Next"/>
           <w:color w:val="1A1A1A"/>
-          <w:sz w:val="21"/>
+          <w:sz w:val="22"/>
           <w:szCs w:val="21"/>
         </w:rPr>
         <w:t xml:space="preserve"> 9.</w:t>
@@ -1022,35 +1031,35 @@
           <w:rFonts w:ascii="Avenir Next" w:hAnsi="Avenir Next" w:cs="Avenir Next" w:eastAsia="Avenir Next"/>
           <w:b/>
           <w:color w:val="003A70"/>
+          <w:sz w:val="22"/>
+          <w:szCs w:val="18"/>
+        </w:rPr>
+        <w:t xml:space="preserve">Step 1</w:t>
+      </w:r>
+      <w:r>
+        <w:rPr>
+          <w:rFonts w:ascii="Avenir Next" w:hAnsi="Avenir Next" w:cs="Avenir Next" w:eastAsia="Avenir Next"/>
+          <w:color w:val="1A1A1A"/>
           <w:sz w:val="18"/>
           <w:szCs w:val="18"/>
         </w:rPr>
-        <w:t xml:space="preserve">Step 1</w:t>
-      </w:r>
-      <w:r>
-        <w:rPr>
-          <w:rFonts w:ascii="Avenir Next" w:hAnsi="Avenir Next" w:cs="Avenir Next" w:eastAsia="Avenir Next"/>
-          <w:color w:val="1A1A1A"/>
-          <w:sz w:val="18"/>
-          <w:szCs w:val="18"/>
-        </w:rPr>
         <w:tab/>
       </w:r>
       <w:r>
         <w:rPr>
           <w:rFonts w:ascii="Avenir Next" w:hAnsi="Avenir Next" w:cs="Avenir Next" w:eastAsia="Avenir Next"/>
           <w:color w:val="1A1A1A"/>
+          <w:sz w:val="22"/>
+          <w:szCs w:val="21"/>
+        </w:rPr>
+        <w:t xml:space="preserve">The greater number is </w:t>
+      </w:r>
+      <w:r>
+        <w:rPr>
+          <w:rFonts w:ascii="Avenir Next" w:hAnsi="Avenir Next" w:cs="Avenir Next" w:eastAsia="Avenir Next"/>
+          <w:color w:val="1A1A1A"/>
           <w:sz w:val="21"/>
           <w:szCs w:val="21"/>
-        </w:rPr>
-        <w:t xml:space="preserve">The greater number is </w:t>
-      </w:r>
-      <w:r>
-        <w:rPr>
-          <w:rFonts w:ascii="Avenir Next" w:hAnsi="Avenir Next" w:cs="Avenir Next" w:eastAsia="Avenir Next"/>
-          <w:color w:val="1A1A1A"/>
-          <w:sz w:val="21"/>
-          <w:szCs w:val="21"/>
           <w:u w:val="single"/>
         </w:rPr>
         <w:t xml:space="preserve">                </w:t>
@@ -1059,7 +1068,7 @@
         <w:rPr>
           <w:rFonts w:ascii="Avenir Next" w:hAnsi="Avenir Next" w:cs="Avenir Next" w:eastAsia="Avenir Next"/>
           <w:color w:val="1A1A1A"/>
-          <w:sz w:val="21"/>
+          <w:sz w:val="22"/>
           <w:szCs w:val="21"/>
         </w:rPr>
         <w:t xml:space="preserve">.</w:t>
@@ -1079,35 +1088,35 @@
           <w:rFonts w:ascii="Avenir Next" w:hAnsi="Avenir Next" w:cs="Avenir Next" w:eastAsia="Avenir Next"/>
           <w:b/>
           <w:color w:val="003A70"/>
+          <w:sz w:val="22"/>
+          <w:szCs w:val="18"/>
+        </w:rPr>
+        <w:t xml:space="preserve">Step 2</w:t>
+      </w:r>
+      <w:r>
+        <w:rPr>
+          <w:rFonts w:ascii="Avenir Next" w:hAnsi="Avenir Next" w:cs="Avenir Next" w:eastAsia="Avenir Next"/>
+          <w:color w:val="1A1A1A"/>
           <w:sz w:val="18"/>
           <w:szCs w:val="18"/>
         </w:rPr>
-        <w:t xml:space="preserve">Step 2</w:t>
-      </w:r>
-      <w:r>
-        <w:rPr>
-          <w:rFonts w:ascii="Avenir Next" w:hAnsi="Avenir Next" w:cs="Avenir Next" w:eastAsia="Avenir Next"/>
-          <w:color w:val="1A1A1A"/>
-          <w:sz w:val="18"/>
-          <w:szCs w:val="18"/>
-        </w:rPr>
         <w:tab/>
       </w:r>
       <w:r>
         <w:rPr>
           <w:rFonts w:ascii="Avenir Next" w:hAnsi="Avenir Next" w:cs="Avenir Next" w:eastAsia="Avenir Next"/>
           <w:color w:val="1A1A1A"/>
+          <w:sz w:val="22"/>
+          <w:szCs w:val="21"/>
+        </w:rPr>
+        <w:t xml:space="preserve">5 </w:t>
+      </w:r>
+      <w:r>
+        <w:rPr>
+          <w:rFonts w:ascii="Avenir Next" w:hAnsi="Avenir Next" w:cs="Avenir Next" w:eastAsia="Avenir Next"/>
+          <w:color w:val="1A1A1A"/>
           <w:sz w:val="21"/>
           <w:szCs w:val="21"/>
-        </w:rPr>
-        <w:t xml:space="preserve">5 </w:t>
-      </w:r>
-      <w:r>
-        <w:rPr>
-          <w:rFonts w:ascii="Avenir Next" w:hAnsi="Avenir Next" w:cs="Avenir Next" w:eastAsia="Avenir Next"/>
-          <w:color w:val="1A1A1A"/>
-          <w:sz w:val="21"/>
-          <w:szCs w:val="21"/>
           <w:u w:val="single"/>
         </w:rPr>
         <w:t xml:space="preserve">                </w:t>
@@ -1116,7 +1125,7 @@
         <w:rPr>
           <w:rFonts w:ascii="Avenir Next" w:hAnsi="Avenir Next" w:cs="Avenir Next" w:eastAsia="Avenir Next"/>
           <w:color w:val="1A1A1A"/>
-          <w:sz w:val="21"/>
+          <w:sz w:val="22"/>
           <w:szCs w:val="21"/>
         </w:rPr>
         <w:t xml:space="preserve"> 32</w:t>
@@ -1136,35 +1145,35 @@
           <w:rFonts w:ascii="Avenir Next" w:hAnsi="Avenir Next" w:cs="Avenir Next" w:eastAsia="Avenir Next"/>
           <w:b/>
           <w:color w:val="003A70"/>
+          <w:sz w:val="22"/>
+          <w:szCs w:val="18"/>
+        </w:rPr>
+        <w:t xml:space="preserve">Step 3</w:t>
+      </w:r>
+      <w:r>
+        <w:rPr>
+          <w:rFonts w:ascii="Avenir Next" w:hAnsi="Avenir Next" w:cs="Avenir Next" w:eastAsia="Avenir Next"/>
+          <w:color w:val="1A1A1A"/>
           <w:sz w:val="18"/>
           <w:szCs w:val="18"/>
         </w:rPr>
-        <w:t xml:space="preserve">Step 3</w:t>
-      </w:r>
-      <w:r>
-        <w:rPr>
-          <w:rFonts w:ascii="Avenir Next" w:hAnsi="Avenir Next" w:cs="Avenir Next" w:eastAsia="Avenir Next"/>
-          <w:color w:val="1A1A1A"/>
-          <w:sz w:val="18"/>
-          <w:szCs w:val="18"/>
-        </w:rPr>
         <w:tab/>
       </w:r>
       <w:r>
         <w:rPr>
           <w:rFonts w:ascii="Avenir Next" w:hAnsi="Avenir Next" w:cs="Avenir Next" w:eastAsia="Avenir Next"/>
           <w:color w:val="1A1A1A"/>
+          <w:sz w:val="22"/>
+          <w:szCs w:val="21"/>
+        </w:rPr>
+        <w:t xml:space="preserve">Read: 5 is </w:t>
+      </w:r>
+      <w:r>
+        <w:rPr>
+          <w:rFonts w:ascii="Avenir Next" w:hAnsi="Avenir Next" w:cs="Avenir Next" w:eastAsia="Avenir Next"/>
+          <w:color w:val="1A1A1A"/>
           <w:sz w:val="21"/>
           <w:szCs w:val="21"/>
-        </w:rPr>
-        <w:t xml:space="preserve">Read: 5 is </w:t>
-      </w:r>
-      <w:r>
-        <w:rPr>
-          <w:rFonts w:ascii="Avenir Next" w:hAnsi="Avenir Next" w:cs="Avenir Next" w:eastAsia="Avenir Next"/>
-          <w:color w:val="1A1A1A"/>
-          <w:sz w:val="21"/>
-          <w:szCs w:val="21"/>
           <w:u w:val="single"/>
         </w:rPr>
         <w:t xml:space="preserve">                </w:t>
@@ -1173,7 +1182,7 @@
         <w:rPr>
           <w:rFonts w:ascii="Avenir Next" w:hAnsi="Avenir Next" w:cs="Avenir Next" w:eastAsia="Avenir Next"/>
           <w:color w:val="1A1A1A"/>
-          <w:sz w:val="21"/>
+          <w:sz w:val="22"/>
           <w:szCs w:val="21"/>
         </w:rPr>
         <w:t xml:space="preserve"> 32.</w:t>
@@ -1186,6 +1195,7 @@
     </w:p>
     <w:p>
       <w:pPr>
+        <w:pStyle w:val="Heading2"/>
         <w:keepNext/>
         <w:pBdr>
           <w:bottom w:val="single" w:sz="8" w:space="3" w:color="003A70"/>
@@ -1201,7 +1211,7 @@
           <w:b/>
           <w:color w:val="003A70"/>
           <w:spacing w:val="14"/>
-          <w:sz w:val="19"/>
+          <w:sz w:val="22"/>
           <w:szCs w:val="19"/>
         </w:rPr>
         <w:t xml:space="preserve">YOUR TURN</w:t>
@@ -1220,7 +1230,7 @@
           <w:rFonts w:ascii="Avenir Next" w:hAnsi="Avenir Next" w:cs="Avenir Next" w:eastAsia="Avenir Next"/>
           <w:i/>
           <w:color w:val="5A5F66"/>
-          <w:sz w:val="17"/>
+          <w:sz w:val="22"/>
           <w:szCs w:val="17"/>
         </w:rPr>
         <w:t xml:space="preserve">use the steps on your own</w:t>
@@ -1411,7 +1421,7 @@
                       <w:szCs w:val="22"/>
                       <w:u w:val="single"/>
                     </w:rPr>
-                    <w:t xml:space="preserve">      </w:t>
+                    <w:t xml:space="preserve">          </w:t>
                   </w:r>
                 </w:p>
               </w:tc>
@@ -1492,7 +1502,7 @@
                       <w:szCs w:val="22"/>
                       <w:u w:val="single"/>
                     </w:rPr>
-                    <w:t xml:space="preserve">      </w:t>
+                    <w:t xml:space="preserve">          </w:t>
                   </w:r>
                 </w:p>
               </w:tc>
@@ -1573,7 +1583,7 @@
                       <w:szCs w:val="22"/>
                       <w:u w:val="single"/>
                     </w:rPr>
-                    <w:t xml:space="preserve">      </w:t>
+                    <w:t xml:space="preserve">          </w:t>
                   </w:r>
                 </w:p>
               </w:tc>
@@ -1660,7 +1670,7 @@
                       <w:szCs w:val="22"/>
                       <w:u w:val="single"/>
                     </w:rPr>
-                    <w:t xml:space="preserve">      </w:t>
+                    <w:t xml:space="preserve">          </w:t>
                   </w:r>
                 </w:p>
               </w:tc>
@@ -1741,7 +1751,7 @@
                       <w:szCs w:val="22"/>
                       <w:u w:val="single"/>
                     </w:rPr>
-                    <w:t xml:space="preserve">      </w:t>
+                    <w:t xml:space="preserve">          </w:t>
                   </w:r>
                 </w:p>
               </w:tc>
@@ -1822,7 +1832,7 @@
                       <w:szCs w:val="22"/>
                       <w:u w:val="single"/>
                     </w:rPr>
-                    <w:t xml:space="preserve">      </w:t>
+                    <w:t xml:space="preserve">          </w:t>
                   </w:r>
                 </w:p>
               </w:tc>
@@ -1854,7 +1864,7 @@
           <w:caps/>
           <w:color w:val="003A70"/>
           <w:spacing w:val="12"/>
-          <w:sz w:val="19"/>
+          <w:sz w:val="22"/>
           <w:szCs w:val="19"/>
         </w:rPr>
         <w:t xml:space="preserve">Lesson 7-4  ·  Session 1  ·  Prerequisite Practice A  ·  Skill 2 of 2</w:t>
@@ -1862,6 +1872,7 @@
     </w:p>
     <w:p>
       <w:pPr>
+        <w:pStyle w:val="Heading1"/>
         <w:keepNext/>
         <w:spacing w:before="0" w:after="10" w:line="240" w:lineRule="auto"/>
       </w:pPr>
@@ -1887,7 +1898,7 @@
         <w:rPr>
           <w:rFonts w:ascii="Avenir Next" w:hAnsi="Avenir Next" w:cs="Avenir Next" w:eastAsia="Avenir Next"/>
           <w:color w:val="5A5F66"/>
-          <w:sz w:val="17"/>
+          <w:sz w:val="22"/>
           <w:szCs w:val="17"/>
         </w:rPr>
         <w:t xml:space="preserve">Builds on Grade 5 · 5.NBT.A.3b</w:t>
@@ -1930,6 +1941,7 @@
           </w:tcPr>
           <w:p>
             <w:pPr>
+              <w:pStyle w:val="Heading2"/>
               <w:spacing w:before="0" w:after="0" w:line="252" w:lineRule="auto"/>
             </w:pPr>
             <w:r>
@@ -1959,7 +1971,7 @@
               <w:rPr>
                 <w:rFonts w:ascii="Avenir Next" w:hAnsi="Avenir Next" w:cs="Avenir Next" w:eastAsia="Avenir Next"/>
                 <w:color w:val="1A1A1A"/>
-                <w:sz w:val="20"/>
+                <w:sz w:val="22"/>
                 <w:szCs w:val="20"/>
               </w:rPr>
               <w:t xml:space="preserve">You will decide whether −0.9 or −0.09 is greater.</w:t>
@@ -1979,6 +1991,7 @@
           </w:tcPr>
           <w:p>
             <w:pPr>
+              <w:pStyle w:val="Heading2"/>
               <w:spacing w:before="0" w:after="0" w:line="252" w:lineRule="auto"/>
             </w:pPr>
             <w:r>
@@ -2008,7 +2021,7 @@
               <w:rPr>
                 <w:rFonts w:ascii="Avenir Next" w:hAnsi="Avenir Next" w:cs="Avenir Next" w:eastAsia="Avenir Next"/>
                 <w:color w:val="1A1A1A"/>
-                <w:sz w:val="20"/>
+                <w:sz w:val="22"/>
                 <w:szCs w:val="20"/>
               </w:rPr>
               <w:t xml:space="preserve">Compare the decimals without signs first, like 0.9 and 0.09.  </w:t>
@@ -2018,7 +2031,7 @@
                 <w:rFonts w:ascii="Avenir Next" w:hAnsi="Avenir Next" w:cs="Avenir Next" w:eastAsia="Avenir Next"/>
                 <w:b/>
                 <w:color w:val="1A1A1A"/>
-                <w:sz w:val="20"/>
+                <w:sz w:val="22"/>
                 <w:szCs w:val="20"/>
               </w:rPr>
               <w:t xml:space="preserve">You will use it in Practice Form A, problem 7.</w:t>
@@ -2029,6 +2042,7 @@
     </w:tbl>
     <w:p>
       <w:pPr>
+        <w:pStyle w:val="Heading2"/>
         <w:keepNext/>
         <w:pBdr>
           <w:bottom w:val="single" w:sz="8" w:space="3" w:color="003A70"/>
@@ -2044,7 +2058,7 @@
           <w:b/>
           <w:color w:val="003A70"/>
           <w:spacing w:val="14"/>
-          <w:sz w:val="19"/>
+          <w:sz w:val="22"/>
           <w:szCs w:val="19"/>
         </w:rPr>
         <w:t xml:space="preserve">STEPS TO FOLLOW</w:t>
@@ -2063,7 +2077,7 @@
           <w:rFonts w:ascii="Avenir Next" w:hAnsi="Avenir Next" w:cs="Avenir Next" w:eastAsia="Avenir Next"/>
           <w:i/>
           <w:color w:val="5A5F66"/>
-          <w:sz w:val="17"/>
+          <w:sz w:val="22"/>
           <w:szCs w:val="17"/>
         </w:rPr>
         <w:t xml:space="preserve">use these same steps on every problem</w:t>
@@ -2105,6 +2119,7 @@
           </w:tcPr>
           <w:p>
             <w:pPr>
+              <w:pStyle w:val="Heading1"/>
               <w:spacing w:before="0" w:after="0" w:line="240" w:lineRule="auto"/>
               <w:jc w:val="center"/>
             </w:pPr>
@@ -2134,7 +2149,7 @@
                 <w:rFonts w:ascii="Avenir Next" w:hAnsi="Avenir Next" w:cs="Avenir Next" w:eastAsia="Avenir Next"/>
                 <w:b/>
                 <w:color w:val="1A1A1A"/>
-                <w:sz w:val="21"/>
+                <w:sz w:val="22"/>
                 <w:szCs w:val="21"/>
               </w:rPr>
               <w:t xml:space="preserve">Line up</w:t>
@@ -2143,7 +2158,7 @@
               <w:rPr>
                 <w:rFonts w:ascii="Avenir Next" w:hAnsi="Avenir Next" w:cs="Avenir Next" w:eastAsia="Avenir Next"/>
                 <w:color w:val="1A1A1A"/>
-                <w:sz w:val="21"/>
+                <w:sz w:val="22"/>
                 <w:szCs w:val="21"/>
               </w:rPr>
               <w:t xml:space="preserve"> the decimal points. Add zeros so the digits match.</w:t>
@@ -2162,6 +2177,7 @@
           </w:tcPr>
           <w:p>
             <w:pPr>
+              <w:pStyle w:val="Heading1"/>
               <w:spacing w:before="0" w:after="0" w:line="240" w:lineRule="auto"/>
               <w:jc w:val="center"/>
             </w:pPr>
@@ -2190,7 +2206,7 @@
               <w:rPr>
                 <w:rFonts w:ascii="Avenir Next" w:hAnsi="Avenir Next" w:cs="Avenir Next" w:eastAsia="Avenir Next"/>
                 <w:color w:val="1A1A1A"/>
-                <w:sz w:val="21"/>
+                <w:sz w:val="22"/>
                 <w:szCs w:val="21"/>
               </w:rPr>
               <w:t xml:space="preserve">Compare the </w:t>
@@ -2200,7 +2216,7 @@
                 <w:rFonts w:ascii="Avenir Next" w:hAnsi="Avenir Next" w:cs="Avenir Next" w:eastAsia="Avenir Next"/>
                 <w:b/>
                 <w:color w:val="1A1A1A"/>
-                <w:sz w:val="21"/>
+                <w:sz w:val="22"/>
                 <w:szCs w:val="21"/>
               </w:rPr>
               <w:t xml:space="preserve">whole numbers</w:t>
@@ -2209,7 +2225,7 @@
               <w:rPr>
                 <w:rFonts w:ascii="Avenir Next" w:hAnsi="Avenir Next" w:cs="Avenir Next" w:eastAsia="Avenir Next"/>
                 <w:color w:val="1A1A1A"/>
-                <w:sz w:val="21"/>
+                <w:sz w:val="22"/>
                 <w:szCs w:val="21"/>
               </w:rPr>
               <w:t xml:space="preserve"> first.</w:t>
@@ -2228,6 +2244,7 @@
           </w:tcPr>
           <w:p>
             <w:pPr>
+              <w:pStyle w:val="Heading1"/>
               <w:spacing w:before="0" w:after="0" w:line="240" w:lineRule="auto"/>
               <w:jc w:val="center"/>
             </w:pPr>
@@ -2256,7 +2273,7 @@
               <w:rPr>
                 <w:rFonts w:ascii="Avenir Next" w:hAnsi="Avenir Next" w:cs="Avenir Next" w:eastAsia="Avenir Next"/>
                 <w:color w:val="1A1A1A"/>
-                <w:sz w:val="21"/>
+                <w:sz w:val="22"/>
                 <w:szCs w:val="21"/>
               </w:rPr>
               <w:t xml:space="preserve">If they match, compare </w:t>
@@ -2266,7 +2283,7 @@
                 <w:rFonts w:ascii="Avenir Next" w:hAnsi="Avenir Next" w:cs="Avenir Next" w:eastAsia="Avenir Next"/>
                 <w:b/>
                 <w:color w:val="1A1A1A"/>
-                <w:sz w:val="21"/>
+                <w:sz w:val="22"/>
                 <w:szCs w:val="21"/>
               </w:rPr>
               <w:t xml:space="preserve">tenths</w:t>
@@ -2275,7 +2292,7 @@
               <w:rPr>
                 <w:rFonts w:ascii="Avenir Next" w:hAnsi="Avenir Next" w:cs="Avenir Next" w:eastAsia="Avenir Next"/>
                 <w:color w:val="1A1A1A"/>
-                <w:sz w:val="21"/>
+                <w:sz w:val="22"/>
                 <w:szCs w:val="21"/>
               </w:rPr>
               <w:t xml:space="preserve">, then hundredths.</w:t>
@@ -2286,6 +2303,7 @@
     </w:tbl>
     <w:p>
       <w:pPr>
+        <w:pStyle w:val="Heading2"/>
         <w:keepNext/>
         <w:pBdr>
           <w:bottom w:val="single" w:sz="8" w:space="3" w:color="003A70"/>
@@ -2301,7 +2319,7 @@
           <w:b/>
           <w:color w:val="003A70"/>
           <w:spacing w:val="14"/>
-          <w:sz w:val="19"/>
+          <w:sz w:val="22"/>
           <w:szCs w:val="19"/>
         </w:rPr>
         <w:t xml:space="preserve">WATCH ME</w:t>
@@ -2320,7 +2338,7 @@
           <w:rFonts w:ascii="Avenir Next" w:hAnsi="Avenir Next" w:cs="Avenir Next" w:eastAsia="Avenir Next"/>
           <w:i/>
           <w:color w:val="5A5F66"/>
-          <w:sz w:val="17"/>
+          <w:sz w:val="22"/>
           <w:szCs w:val="17"/>
         </w:rPr>
         <w:t xml:space="preserve">the steps in action</w:t>
@@ -2335,7 +2353,7 @@
           <w:rFonts w:ascii="Avenir Next" w:hAnsi="Avenir Next" w:cs="Avenir Next" w:eastAsia="Avenir Next"/>
           <w:b/>
           <w:color w:val="1A1A1A"/>
-          <w:sz w:val="21"/>
+          <w:sz w:val="22"/>
           <w:szCs w:val="21"/>
         </w:rPr>
         <w:t xml:space="preserve">Compare 0.9 and 0.09.</w:t>
@@ -2354,25 +2372,25 @@
           <w:rFonts w:ascii="Avenir Next" w:hAnsi="Avenir Next" w:cs="Avenir Next" w:eastAsia="Avenir Next"/>
           <w:b/>
           <w:color w:val="003A70"/>
+          <w:sz w:val="22"/>
+          <w:szCs w:val="19"/>
+        </w:rPr>
+        <w:t xml:space="preserve">Step 1</w:t>
+      </w:r>
+      <w:r>
+        <w:rPr>
+          <w:rFonts w:ascii="Avenir Next" w:hAnsi="Avenir Next" w:cs="Avenir Next" w:eastAsia="Avenir Next"/>
+          <w:color w:val="1A1A1A"/>
           <w:sz w:val="19"/>
           <w:szCs w:val="19"/>
         </w:rPr>
-        <w:t xml:space="preserve">Step 1</w:t>
-      </w:r>
-      <w:r>
-        <w:rPr>
-          <w:rFonts w:ascii="Avenir Next" w:hAnsi="Avenir Next" w:cs="Avenir Next" w:eastAsia="Avenir Next"/>
-          <w:color w:val="1A1A1A"/>
-          <w:sz w:val="19"/>
-          <w:szCs w:val="19"/>
-        </w:rPr>
         <w:tab/>
       </w:r>
       <w:r>
         <w:rPr>
           <w:rFonts w:ascii="Avenir Next" w:hAnsi="Avenir Next" w:cs="Avenir Next" w:eastAsia="Avenir Next"/>
           <w:color w:val="1A1A1A"/>
-          <w:sz w:val="21"/>
+          <w:sz w:val="22"/>
           <w:szCs w:val="21"/>
         </w:rPr>
         <w:t xml:space="preserve">Line up: 0.90 and 0.09.</w:t>
@@ -2391,25 +2409,25 @@
           <w:rFonts w:ascii="Avenir Next" w:hAnsi="Avenir Next" w:cs="Avenir Next" w:eastAsia="Avenir Next"/>
           <w:b/>
           <w:color w:val="003A70"/>
+          <w:sz w:val="22"/>
+          <w:szCs w:val="19"/>
+        </w:rPr>
+        <w:t xml:space="preserve">Step 2</w:t>
+      </w:r>
+      <w:r>
+        <w:rPr>
+          <w:rFonts w:ascii="Avenir Next" w:hAnsi="Avenir Next" w:cs="Avenir Next" w:eastAsia="Avenir Next"/>
+          <w:color w:val="1A1A1A"/>
           <w:sz w:val="19"/>
           <w:szCs w:val="19"/>
         </w:rPr>
-        <w:t xml:space="preserve">Step 2</w:t>
-      </w:r>
-      <w:r>
-        <w:rPr>
-          <w:rFonts w:ascii="Avenir Next" w:hAnsi="Avenir Next" w:cs="Avenir Next" w:eastAsia="Avenir Next"/>
-          <w:color w:val="1A1A1A"/>
-          <w:sz w:val="19"/>
-          <w:szCs w:val="19"/>
-        </w:rPr>
         <w:tab/>
       </w:r>
       <w:r>
         <w:rPr>
           <w:rFonts w:ascii="Avenir Next" w:hAnsi="Avenir Next" w:cs="Avenir Next" w:eastAsia="Avenir Next"/>
           <w:color w:val="1A1A1A"/>
-          <w:sz w:val="21"/>
+          <w:sz w:val="22"/>
           <w:szCs w:val="21"/>
         </w:rPr>
         <w:t xml:space="preserve">Wholes: 0 = 0. They match.</w:t>
@@ -2428,25 +2446,25 @@
           <w:rFonts w:ascii="Avenir Next" w:hAnsi="Avenir Next" w:cs="Avenir Next" w:eastAsia="Avenir Next"/>
           <w:b/>
           <w:color w:val="003A70"/>
+          <w:sz w:val="22"/>
+          <w:szCs w:val="19"/>
+        </w:rPr>
+        <w:t xml:space="preserve">Step 3</w:t>
+      </w:r>
+      <w:r>
+        <w:rPr>
+          <w:rFonts w:ascii="Avenir Next" w:hAnsi="Avenir Next" w:cs="Avenir Next" w:eastAsia="Avenir Next"/>
+          <w:color w:val="1A1A1A"/>
           <w:sz w:val="19"/>
           <w:szCs w:val="19"/>
         </w:rPr>
-        <w:t xml:space="preserve">Step 3</w:t>
-      </w:r>
-      <w:r>
-        <w:rPr>
-          <w:rFonts w:ascii="Avenir Next" w:hAnsi="Avenir Next" w:cs="Avenir Next" w:eastAsia="Avenir Next"/>
-          <w:color w:val="1A1A1A"/>
-          <w:sz w:val="19"/>
-          <w:szCs w:val="19"/>
-        </w:rPr>
         <w:tab/>
       </w:r>
       <w:r>
         <w:rPr>
           <w:rFonts w:ascii="Avenir Next" w:hAnsi="Avenir Next" w:cs="Avenir Next" w:eastAsia="Avenir Next"/>
           <w:color w:val="1A1A1A"/>
-          <w:sz w:val="21"/>
+          <w:sz w:val="22"/>
           <w:szCs w:val="21"/>
         </w:rPr>
         <w:t xml:space="preserve">Tenths: 9 &gt; 0. So 0.9 &gt; 0.09.</w:t>
@@ -2465,18 +2483,18 @@
           <w:rFonts w:ascii="Avenir Next" w:hAnsi="Avenir Next" w:cs="Avenir Next" w:eastAsia="Avenir Next"/>
           <w:b/>
           <w:color w:val="1A1A1A"/>
+          <w:sz w:val="22"/>
+          <w:szCs w:val="21"/>
+        </w:rPr>
+        <w:t xml:space="preserve">Answer</w:t>
+      </w:r>
+      <w:r>
+        <w:rPr>
+          <w:rFonts w:ascii="Avenir Next" w:hAnsi="Avenir Next" w:cs="Avenir Next" w:eastAsia="Avenir Next"/>
+          <w:color w:val="1A1A1A"/>
           <w:sz w:val="21"/>
           <w:szCs w:val="21"/>
         </w:rPr>
-        <w:t xml:space="preserve">Answer</w:t>
-      </w:r>
-      <w:r>
-        <w:rPr>
-          <w:rFonts w:ascii="Avenir Next" w:hAnsi="Avenir Next" w:cs="Avenir Next" w:eastAsia="Avenir Next"/>
-          <w:color w:val="1A1A1A"/>
-          <w:sz w:val="21"/>
-          <w:szCs w:val="21"/>
-        </w:rPr>
         <w:tab/>
       </w:r>
       <w:r>
@@ -2484,7 +2502,7 @@
           <w:rFonts w:ascii="Avenir Next" w:hAnsi="Avenir Next" w:cs="Avenir Next" w:eastAsia="Avenir Next"/>
           <w:b/>
           <w:color w:val="1A1A1A"/>
-          <w:sz w:val="21"/>
+          <w:sz w:val="22"/>
           <w:szCs w:val="21"/>
         </w:rPr>
         <w:t xml:space="preserve">0.9 &gt; 0.09</w:t>
@@ -2492,6 +2510,7 @@
     </w:p>
     <w:p>
       <w:pPr>
+        <w:pStyle w:val="Heading2"/>
         <w:keepNext/>
         <w:pBdr>
           <w:bottom w:val="single" w:sz="8" w:space="3" w:color="003A70"/>
@@ -2507,7 +2526,7 @@
           <w:b/>
           <w:color w:val="003A70"/>
           <w:spacing w:val="14"/>
-          <w:sz w:val="19"/>
+          <w:sz w:val="22"/>
           <w:szCs w:val="19"/>
         </w:rPr>
         <w:t xml:space="preserve">TRY IT WITH HELP</w:t>
@@ -2526,7 +2545,7 @@
           <w:rFonts w:ascii="Avenir Next" w:hAnsi="Avenir Next" w:cs="Avenir Next" w:eastAsia="Avenir Next"/>
           <w:i/>
           <w:color w:val="5A5F66"/>
-          <w:sz w:val="17"/>
+          <w:sz w:val="22"/>
           <w:szCs w:val="17"/>
         </w:rPr>
         <w:t xml:space="preserve">fill in each step</w:t>
@@ -2584,35 +2603,35 @@
           <w:rFonts w:ascii="Avenir Next" w:hAnsi="Avenir Next" w:cs="Avenir Next" w:eastAsia="Avenir Next"/>
           <w:b/>
           <w:color w:val="003A70"/>
+          <w:sz w:val="22"/>
+          <w:szCs w:val="18"/>
+        </w:rPr>
+        <w:t xml:space="preserve">Step 1</w:t>
+      </w:r>
+      <w:r>
+        <w:rPr>
+          <w:rFonts w:ascii="Avenir Next" w:hAnsi="Avenir Next" w:cs="Avenir Next" w:eastAsia="Avenir Next"/>
+          <w:color w:val="1A1A1A"/>
           <w:sz w:val="18"/>
           <w:szCs w:val="18"/>
         </w:rPr>
-        <w:t xml:space="preserve">Step 1</w:t>
-      </w:r>
-      <w:r>
-        <w:rPr>
-          <w:rFonts w:ascii="Avenir Next" w:hAnsi="Avenir Next" w:cs="Avenir Next" w:eastAsia="Avenir Next"/>
-          <w:color w:val="1A1A1A"/>
-          <w:sz w:val="18"/>
-          <w:szCs w:val="18"/>
-        </w:rPr>
         <w:tab/>
       </w:r>
       <w:r>
         <w:rPr>
           <w:rFonts w:ascii="Avenir Next" w:hAnsi="Avenir Next" w:cs="Avenir Next" w:eastAsia="Avenir Next"/>
           <w:color w:val="1A1A1A"/>
+          <w:sz w:val="22"/>
+          <w:szCs w:val="21"/>
+        </w:rPr>
+        <w:t xml:space="preserve">Line up: 0.40 and </w:t>
+      </w:r>
+      <w:r>
+        <w:rPr>
+          <w:rFonts w:ascii="Avenir Next" w:hAnsi="Avenir Next" w:cs="Avenir Next" w:eastAsia="Avenir Next"/>
+          <w:color w:val="1A1A1A"/>
           <w:sz w:val="21"/>
           <w:szCs w:val="21"/>
-        </w:rPr>
-        <w:t xml:space="preserve">Line up: 0.40 and </w:t>
-      </w:r>
-      <w:r>
-        <w:rPr>
-          <w:rFonts w:ascii="Avenir Next" w:hAnsi="Avenir Next" w:cs="Avenir Next" w:eastAsia="Avenir Next"/>
-          <w:color w:val="1A1A1A"/>
-          <w:sz w:val="21"/>
-          <w:szCs w:val="21"/>
           <w:u w:val="single"/>
         </w:rPr>
         <w:t xml:space="preserve">                </w:t>
@@ -2621,7 +2640,7 @@
         <w:rPr>
           <w:rFonts w:ascii="Avenir Next" w:hAnsi="Avenir Next" w:cs="Avenir Next" w:eastAsia="Avenir Next"/>
           <w:color w:val="1A1A1A"/>
-          <w:sz w:val="21"/>
+          <w:sz w:val="22"/>
           <w:szCs w:val="21"/>
         </w:rPr>
         <w:t xml:space="preserve">.</w:t>
@@ -2641,35 +2660,35 @@
           <w:rFonts w:ascii="Avenir Next" w:hAnsi="Avenir Next" w:cs="Avenir Next" w:eastAsia="Avenir Next"/>
           <w:b/>
           <w:color w:val="003A70"/>
+          <w:sz w:val="22"/>
+          <w:szCs w:val="18"/>
+        </w:rPr>
+        <w:t xml:space="preserve">Step 2</w:t>
+      </w:r>
+      <w:r>
+        <w:rPr>
+          <w:rFonts w:ascii="Avenir Next" w:hAnsi="Avenir Next" w:cs="Avenir Next" w:eastAsia="Avenir Next"/>
+          <w:color w:val="1A1A1A"/>
           <w:sz w:val="18"/>
           <w:szCs w:val="18"/>
         </w:rPr>
-        <w:t xml:space="preserve">Step 2</w:t>
-      </w:r>
-      <w:r>
-        <w:rPr>
-          <w:rFonts w:ascii="Avenir Next" w:hAnsi="Avenir Next" w:cs="Avenir Next" w:eastAsia="Avenir Next"/>
-          <w:color w:val="1A1A1A"/>
-          <w:sz w:val="18"/>
-          <w:szCs w:val="18"/>
-        </w:rPr>
         <w:tab/>
       </w:r>
       <w:r>
         <w:rPr>
           <w:rFonts w:ascii="Avenir Next" w:hAnsi="Avenir Next" w:cs="Avenir Next" w:eastAsia="Avenir Next"/>
           <w:color w:val="1A1A1A"/>
+          <w:sz w:val="22"/>
+          <w:szCs w:val="21"/>
+        </w:rPr>
+        <w:t xml:space="preserve">Wholes match. Tenths: 4 </w:t>
+      </w:r>
+      <w:r>
+        <w:rPr>
+          <w:rFonts w:ascii="Avenir Next" w:hAnsi="Avenir Next" w:cs="Avenir Next" w:eastAsia="Avenir Next"/>
+          <w:color w:val="1A1A1A"/>
           <w:sz w:val="21"/>
           <w:szCs w:val="21"/>
-        </w:rPr>
-        <w:t xml:space="preserve">Wholes match. Tenths: 4 </w:t>
-      </w:r>
-      <w:r>
-        <w:rPr>
-          <w:rFonts w:ascii="Avenir Next" w:hAnsi="Avenir Next" w:cs="Avenir Next" w:eastAsia="Avenir Next"/>
-          <w:color w:val="1A1A1A"/>
-          <w:sz w:val="21"/>
-          <w:szCs w:val="21"/>
           <w:u w:val="single"/>
         </w:rPr>
         <w:t xml:space="preserve">                </w:t>
@@ -2678,7 +2697,7 @@
         <w:rPr>
           <w:rFonts w:ascii="Avenir Next" w:hAnsi="Avenir Next" w:cs="Avenir Next" w:eastAsia="Avenir Next"/>
           <w:color w:val="1A1A1A"/>
-          <w:sz w:val="21"/>
+          <w:sz w:val="22"/>
           <w:szCs w:val="21"/>
         </w:rPr>
         <w:t xml:space="preserve"> 3.</w:t>
@@ -2698,35 +2717,35 @@
           <w:rFonts w:ascii="Avenir Next" w:hAnsi="Avenir Next" w:cs="Avenir Next" w:eastAsia="Avenir Next"/>
           <w:b/>
           <w:color w:val="003A70"/>
+          <w:sz w:val="22"/>
+          <w:szCs w:val="18"/>
+        </w:rPr>
+        <w:t xml:space="preserve">Step 3</w:t>
+      </w:r>
+      <w:r>
+        <w:rPr>
+          <w:rFonts w:ascii="Avenir Next" w:hAnsi="Avenir Next" w:cs="Avenir Next" w:eastAsia="Avenir Next"/>
+          <w:color w:val="1A1A1A"/>
           <w:sz w:val="18"/>
           <w:szCs w:val="18"/>
         </w:rPr>
-        <w:t xml:space="preserve">Step 3</w:t>
-      </w:r>
-      <w:r>
-        <w:rPr>
-          <w:rFonts w:ascii="Avenir Next" w:hAnsi="Avenir Next" w:cs="Avenir Next" w:eastAsia="Avenir Next"/>
-          <w:color w:val="1A1A1A"/>
-          <w:sz w:val="18"/>
-          <w:szCs w:val="18"/>
-        </w:rPr>
         <w:tab/>
       </w:r>
       <w:r>
         <w:rPr>
           <w:rFonts w:ascii="Avenir Next" w:hAnsi="Avenir Next" w:cs="Avenir Next" w:eastAsia="Avenir Next"/>
           <w:color w:val="1A1A1A"/>
+          <w:sz w:val="22"/>
+          <w:szCs w:val="21"/>
+        </w:rPr>
+        <w:t xml:space="preserve">So 0.4 </w:t>
+      </w:r>
+      <w:r>
+        <w:rPr>
+          <w:rFonts w:ascii="Avenir Next" w:hAnsi="Avenir Next" w:cs="Avenir Next" w:eastAsia="Avenir Next"/>
+          <w:color w:val="1A1A1A"/>
           <w:sz w:val="21"/>
           <w:szCs w:val="21"/>
-        </w:rPr>
-        <w:t xml:space="preserve">So 0.4 </w:t>
-      </w:r>
-      <w:r>
-        <w:rPr>
-          <w:rFonts w:ascii="Avenir Next" w:hAnsi="Avenir Next" w:cs="Avenir Next" w:eastAsia="Avenir Next"/>
-          <w:color w:val="1A1A1A"/>
-          <w:sz w:val="21"/>
-          <w:szCs w:val="21"/>
           <w:u w:val="single"/>
         </w:rPr>
         <w:t xml:space="preserve">                </w:t>
@@ -2735,7 +2754,7 @@
         <w:rPr>
           <w:rFonts w:ascii="Avenir Next" w:hAnsi="Avenir Next" w:cs="Avenir Next" w:eastAsia="Avenir Next"/>
           <w:color w:val="1A1A1A"/>
-          <w:sz w:val="21"/>
+          <w:sz w:val="22"/>
           <w:szCs w:val="21"/>
         </w:rPr>
         <w:t xml:space="preserve"> 0.35.</w:t>
@@ -2798,35 +2817,35 @@
           <w:rFonts w:ascii="Avenir Next" w:hAnsi="Avenir Next" w:cs="Avenir Next" w:eastAsia="Avenir Next"/>
           <w:b/>
           <w:color w:val="003A70"/>
+          <w:sz w:val="22"/>
+          <w:szCs w:val="18"/>
+        </w:rPr>
+        <w:t xml:space="preserve">Step 1</w:t>
+      </w:r>
+      <w:r>
+        <w:rPr>
+          <w:rFonts w:ascii="Avenir Next" w:hAnsi="Avenir Next" w:cs="Avenir Next" w:eastAsia="Avenir Next"/>
+          <w:color w:val="1A1A1A"/>
           <w:sz w:val="18"/>
           <w:szCs w:val="18"/>
         </w:rPr>
-        <w:t xml:space="preserve">Step 1</w:t>
-      </w:r>
-      <w:r>
-        <w:rPr>
-          <w:rFonts w:ascii="Avenir Next" w:hAnsi="Avenir Next" w:cs="Avenir Next" w:eastAsia="Avenir Next"/>
-          <w:color w:val="1A1A1A"/>
-          <w:sz w:val="18"/>
-          <w:szCs w:val="18"/>
-        </w:rPr>
         <w:tab/>
       </w:r>
       <w:r>
         <w:rPr>
           <w:rFonts w:ascii="Avenir Next" w:hAnsi="Avenir Next" w:cs="Avenir Next" w:eastAsia="Avenir Next"/>
           <w:color w:val="1A1A1A"/>
+          <w:sz w:val="22"/>
+          <w:szCs w:val="21"/>
+        </w:rPr>
+        <w:t xml:space="preserve">Line up: 2.50 and </w:t>
+      </w:r>
+      <w:r>
+        <w:rPr>
+          <w:rFonts w:ascii="Avenir Next" w:hAnsi="Avenir Next" w:cs="Avenir Next" w:eastAsia="Avenir Next"/>
+          <w:color w:val="1A1A1A"/>
           <w:sz w:val="21"/>
           <w:szCs w:val="21"/>
-        </w:rPr>
-        <w:t xml:space="preserve">Line up: 2.50 and </w:t>
-      </w:r>
-      <w:r>
-        <w:rPr>
-          <w:rFonts w:ascii="Avenir Next" w:hAnsi="Avenir Next" w:cs="Avenir Next" w:eastAsia="Avenir Next"/>
-          <w:color w:val="1A1A1A"/>
-          <w:sz w:val="21"/>
-          <w:szCs w:val="21"/>
           <w:u w:val="single"/>
         </w:rPr>
         <w:t xml:space="preserve">                </w:t>
@@ -2835,7 +2854,7 @@
         <w:rPr>
           <w:rFonts w:ascii="Avenir Next" w:hAnsi="Avenir Next" w:cs="Avenir Next" w:eastAsia="Avenir Next"/>
           <w:color w:val="1A1A1A"/>
-          <w:sz w:val="21"/>
+          <w:sz w:val="22"/>
           <w:szCs w:val="21"/>
         </w:rPr>
         <w:t xml:space="preserve">.</w:t>
@@ -2855,35 +2874,35 @@
           <w:rFonts w:ascii="Avenir Next" w:hAnsi="Avenir Next" w:cs="Avenir Next" w:eastAsia="Avenir Next"/>
           <w:b/>
           <w:color w:val="003A70"/>
+          <w:sz w:val="22"/>
+          <w:szCs w:val="18"/>
+        </w:rPr>
+        <w:t xml:space="preserve">Step 2</w:t>
+      </w:r>
+      <w:r>
+        <w:rPr>
+          <w:rFonts w:ascii="Avenir Next" w:hAnsi="Avenir Next" w:cs="Avenir Next" w:eastAsia="Avenir Next"/>
+          <w:color w:val="1A1A1A"/>
           <w:sz w:val="18"/>
           <w:szCs w:val="18"/>
         </w:rPr>
-        <w:t xml:space="preserve">Step 2</w:t>
-      </w:r>
-      <w:r>
-        <w:rPr>
-          <w:rFonts w:ascii="Avenir Next" w:hAnsi="Avenir Next" w:cs="Avenir Next" w:eastAsia="Avenir Next"/>
-          <w:color w:val="1A1A1A"/>
-          <w:sz w:val="18"/>
-          <w:szCs w:val="18"/>
-        </w:rPr>
         <w:tab/>
       </w:r>
       <w:r>
         <w:rPr>
           <w:rFonts w:ascii="Avenir Next" w:hAnsi="Avenir Next" w:cs="Avenir Next" w:eastAsia="Avenir Next"/>
           <w:color w:val="1A1A1A"/>
+          <w:sz w:val="22"/>
+          <w:szCs w:val="21"/>
+        </w:rPr>
+        <w:t xml:space="preserve">Wholes match. Tenths: 5 </w:t>
+      </w:r>
+      <w:r>
+        <w:rPr>
+          <w:rFonts w:ascii="Avenir Next" w:hAnsi="Avenir Next" w:cs="Avenir Next" w:eastAsia="Avenir Next"/>
+          <w:color w:val="1A1A1A"/>
           <w:sz w:val="21"/>
           <w:szCs w:val="21"/>
-        </w:rPr>
-        <w:t xml:space="preserve">Wholes match. Tenths: 5 </w:t>
-      </w:r>
-      <w:r>
-        <w:rPr>
-          <w:rFonts w:ascii="Avenir Next" w:hAnsi="Avenir Next" w:cs="Avenir Next" w:eastAsia="Avenir Next"/>
-          <w:color w:val="1A1A1A"/>
-          <w:sz w:val="21"/>
-          <w:szCs w:val="21"/>
           <w:u w:val="single"/>
         </w:rPr>
         <w:t xml:space="preserve">                </w:t>
@@ -2892,7 +2911,7 @@
         <w:rPr>
           <w:rFonts w:ascii="Avenir Next" w:hAnsi="Avenir Next" w:cs="Avenir Next" w:eastAsia="Avenir Next"/>
           <w:color w:val="1A1A1A"/>
-          <w:sz w:val="21"/>
+          <w:sz w:val="22"/>
           <w:szCs w:val="21"/>
         </w:rPr>
         <w:t xml:space="preserve"> 0.</w:t>
@@ -2912,35 +2931,35 @@
           <w:rFonts w:ascii="Avenir Next" w:hAnsi="Avenir Next" w:cs="Avenir Next" w:eastAsia="Avenir Next"/>
           <w:b/>
           <w:color w:val="003A70"/>
+          <w:sz w:val="22"/>
+          <w:szCs w:val="18"/>
+        </w:rPr>
+        <w:t xml:space="preserve">Step 3</w:t>
+      </w:r>
+      <w:r>
+        <w:rPr>
+          <w:rFonts w:ascii="Avenir Next" w:hAnsi="Avenir Next" w:cs="Avenir Next" w:eastAsia="Avenir Next"/>
+          <w:color w:val="1A1A1A"/>
           <w:sz w:val="18"/>
           <w:szCs w:val="18"/>
         </w:rPr>
-        <w:t xml:space="preserve">Step 3</w:t>
-      </w:r>
-      <w:r>
-        <w:rPr>
-          <w:rFonts w:ascii="Avenir Next" w:hAnsi="Avenir Next" w:cs="Avenir Next" w:eastAsia="Avenir Next"/>
-          <w:color w:val="1A1A1A"/>
-          <w:sz w:val="18"/>
-          <w:szCs w:val="18"/>
-        </w:rPr>
         <w:tab/>
       </w:r>
       <w:r>
         <w:rPr>
           <w:rFonts w:ascii="Avenir Next" w:hAnsi="Avenir Next" w:cs="Avenir Next" w:eastAsia="Avenir Next"/>
           <w:color w:val="1A1A1A"/>
+          <w:sz w:val="22"/>
+          <w:szCs w:val="21"/>
+        </w:rPr>
+        <w:t xml:space="preserve">So 2.5 </w:t>
+      </w:r>
+      <w:r>
+        <w:rPr>
+          <w:rFonts w:ascii="Avenir Next" w:hAnsi="Avenir Next" w:cs="Avenir Next" w:eastAsia="Avenir Next"/>
+          <w:color w:val="1A1A1A"/>
           <w:sz w:val="21"/>
           <w:szCs w:val="21"/>
-        </w:rPr>
-        <w:t xml:space="preserve">So 2.5 </w:t>
-      </w:r>
-      <w:r>
-        <w:rPr>
-          <w:rFonts w:ascii="Avenir Next" w:hAnsi="Avenir Next" w:cs="Avenir Next" w:eastAsia="Avenir Next"/>
-          <w:color w:val="1A1A1A"/>
-          <w:sz w:val="21"/>
-          <w:szCs w:val="21"/>
           <w:u w:val="single"/>
         </w:rPr>
         <w:t xml:space="preserve">                </w:t>
@@ -2949,7 +2968,7 @@
         <w:rPr>
           <w:rFonts w:ascii="Avenir Next" w:hAnsi="Avenir Next" w:cs="Avenir Next" w:eastAsia="Avenir Next"/>
           <w:color w:val="1A1A1A"/>
-          <w:sz w:val="21"/>
+          <w:sz w:val="22"/>
           <w:szCs w:val="21"/>
         </w:rPr>
         <w:t xml:space="preserve"> 2.05.</w:t>
@@ -2962,6 +2981,7 @@
     </w:p>
     <w:p>
       <w:pPr>
+        <w:pStyle w:val="Heading2"/>
         <w:keepNext/>
         <w:pBdr>
           <w:bottom w:val="single" w:sz="8" w:space="3" w:color="003A70"/>
@@ -2977,7 +2997,7 @@
           <w:b/>
           <w:color w:val="003A70"/>
           <w:spacing w:val="14"/>
-          <w:sz w:val="19"/>
+          <w:sz w:val="22"/>
           <w:szCs w:val="19"/>
         </w:rPr>
         <w:t xml:space="preserve">YOUR TURN</w:t>
@@ -2996,7 +3016,7 @@
           <w:rFonts w:ascii="Avenir Next" w:hAnsi="Avenir Next" w:cs="Avenir Next" w:eastAsia="Avenir Next"/>
           <w:i/>
           <w:color w:val="5A5F66"/>
-          <w:sz w:val="17"/>
+          <w:sz w:val="22"/>
           <w:szCs w:val="17"/>
         </w:rPr>
         <w:t xml:space="preserve">use the steps on your own</w:t>
@@ -3187,7 +3207,7 @@
                       <w:szCs w:val="22"/>
                       <w:u w:val="single"/>
                     </w:rPr>
-                    <w:t xml:space="preserve">      </w:t>
+                    <w:t xml:space="preserve">          </w:t>
                   </w:r>
                 </w:p>
               </w:tc>
@@ -3268,7 +3288,7 @@
                       <w:szCs w:val="22"/>
                       <w:u w:val="single"/>
                     </w:rPr>
-                    <w:t xml:space="preserve">      </w:t>
+                    <w:t xml:space="preserve">          </w:t>
                   </w:r>
                 </w:p>
               </w:tc>
@@ -3349,7 +3369,7 @@
                       <w:szCs w:val="22"/>
                       <w:u w:val="single"/>
                     </w:rPr>
-                    <w:t xml:space="preserve">      </w:t>
+                    <w:t xml:space="preserve">          </w:t>
                   </w:r>
                 </w:p>
               </w:tc>
@@ -3436,7 +3456,7 @@
                       <w:szCs w:val="22"/>
                       <w:u w:val="single"/>
                     </w:rPr>
-                    <w:t xml:space="preserve">      </w:t>
+                    <w:t xml:space="preserve">          </w:t>
                   </w:r>
                 </w:p>
               </w:tc>
@@ -3517,7 +3537,7 @@
                       <w:szCs w:val="22"/>
                       <w:u w:val="single"/>
                     </w:rPr>
-                    <w:t xml:space="preserve">      </w:t>
+                    <w:t xml:space="preserve">          </w:t>
                   </w:r>
                 </w:p>
               </w:tc>
@@ -3598,7 +3618,7 @@
                       <w:szCs w:val="22"/>
                       <w:u w:val="single"/>
                     </w:rPr>
-                    <w:t xml:space="preserve">      </w:t>
+                    <w:t xml:space="preserve">          </w:t>
                   </w:r>
                 </w:p>
               </w:tc>
@@ -3619,6 +3639,7 @@
     </w:p>
     <w:p>
       <w:pPr>
+        <w:pStyle w:val="Heading2"/>
         <w:keepNext/>
         <w:pBdr>
           <w:bottom w:val="single" w:sz="8" w:space="3" w:color="003A70"/>
@@ -3634,7 +3655,7 @@
           <w:b/>
           <w:color w:val="003A70"/>
           <w:spacing w:val="14"/>
-          <w:sz w:val="19"/>
+          <w:sz w:val="22"/>
           <w:szCs w:val="19"/>
         </w:rPr>
         <w:t xml:space="preserve">READY CHECK</w:t>
@@ -3653,7 +3674,7 @@
           <w:rFonts w:ascii="Avenir Next" w:hAnsi="Avenir Next" w:cs="Avenir Next" w:eastAsia="Avenir Next"/>
           <w:i/>
           <w:color w:val="5A5F66"/>
-          <w:sz w:val="17"/>
+          <w:sz w:val="22"/>
           <w:szCs w:val="17"/>
         </w:rPr>
         <w:t xml:space="preserve">a problem like the one in today’s lesson</w:t>
@@ -3785,25 +3806,25 @@
                       <w:rFonts w:ascii="Avenir Next" w:hAnsi="Avenir Next" w:cs="Avenir Next" w:eastAsia="Avenir Next"/>
                       <w:b/>
                       <w:color w:val="003A70"/>
+                      <w:sz w:val="22"/>
+                      <w:szCs w:val="21"/>
+                    </w:rPr>
+                    <w:t xml:space="preserve">A</w:t>
+                  </w:r>
+                  <w:r>
+                    <w:rPr>
+                      <w:rFonts w:ascii="Avenir Next" w:hAnsi="Avenir Next" w:cs="Avenir Next" w:eastAsia="Avenir Next"/>
+                      <w:color w:val="1A1A1A"/>
                       <w:sz w:val="21"/>
                       <w:szCs w:val="21"/>
                     </w:rPr>
-                    <w:t xml:space="preserve">A</w:t>
-                  </w:r>
-                  <w:r>
-                    <w:rPr>
-                      <w:rFonts w:ascii="Avenir Next" w:hAnsi="Avenir Next" w:cs="Avenir Next" w:eastAsia="Avenir Next"/>
-                      <w:color w:val="1A1A1A"/>
-                      <w:sz w:val="21"/>
-                      <w:szCs w:val="21"/>
-                    </w:rPr>
                     <w:tab/>
                   </w:r>
                   <w:r>
                     <w:rPr>
                       <w:rFonts w:ascii="Avenir Next" w:hAnsi="Avenir Next" w:cs="Avenir Next" w:eastAsia="Avenir Next"/>
                       <w:color w:val="1A1A1A"/>
-                      <w:sz w:val="21"/>
+                      <w:sz w:val="22"/>
                       <w:szCs w:val="21"/>
                     </w:rPr>
                     <w:t xml:space="preserve">0.9</w:t>
@@ -3828,25 +3849,25 @@
                       <w:rFonts w:ascii="Avenir Next" w:hAnsi="Avenir Next" w:cs="Avenir Next" w:eastAsia="Avenir Next"/>
                       <w:b/>
                       <w:color w:val="003A70"/>
+                      <w:sz w:val="22"/>
+                      <w:szCs w:val="21"/>
+                    </w:rPr>
+                    <w:t xml:space="preserve">B</w:t>
+                  </w:r>
+                  <w:r>
+                    <w:rPr>
+                      <w:rFonts w:ascii="Avenir Next" w:hAnsi="Avenir Next" w:cs="Avenir Next" w:eastAsia="Avenir Next"/>
+                      <w:color w:val="1A1A1A"/>
                       <w:sz w:val="21"/>
                       <w:szCs w:val="21"/>
                     </w:rPr>
-                    <w:t xml:space="preserve">B</w:t>
-                  </w:r>
-                  <w:r>
-                    <w:rPr>
-                      <w:rFonts w:ascii="Avenir Next" w:hAnsi="Avenir Next" w:cs="Avenir Next" w:eastAsia="Avenir Next"/>
-                      <w:color w:val="1A1A1A"/>
-                      <w:sz w:val="21"/>
-                      <w:szCs w:val="21"/>
-                    </w:rPr>
                     <w:tab/>
                   </w:r>
                   <w:r>
                     <w:rPr>
                       <w:rFonts w:ascii="Avenir Next" w:hAnsi="Avenir Next" w:cs="Avenir Next" w:eastAsia="Avenir Next"/>
                       <w:color w:val="1A1A1A"/>
-                      <w:sz w:val="21"/>
+                      <w:sz w:val="22"/>
                       <w:szCs w:val="21"/>
                     </w:rPr>
                     <w:t xml:space="preserve">0.09</w:t>
@@ -3871,25 +3892,25 @@
                       <w:rFonts w:ascii="Avenir Next" w:hAnsi="Avenir Next" w:cs="Avenir Next" w:eastAsia="Avenir Next"/>
                       <w:b/>
                       <w:color w:val="003A70"/>
+                      <w:sz w:val="22"/>
+                      <w:szCs w:val="21"/>
+                    </w:rPr>
+                    <w:t xml:space="preserve">C</w:t>
+                  </w:r>
+                  <w:r>
+                    <w:rPr>
+                      <w:rFonts w:ascii="Avenir Next" w:hAnsi="Avenir Next" w:cs="Avenir Next" w:eastAsia="Avenir Next"/>
+                      <w:color w:val="1A1A1A"/>
                       <w:sz w:val="21"/>
                       <w:szCs w:val="21"/>
                     </w:rPr>
-                    <w:t xml:space="preserve">C</w:t>
-                  </w:r>
-                  <w:r>
-                    <w:rPr>
-                      <w:rFonts w:ascii="Avenir Next" w:hAnsi="Avenir Next" w:cs="Avenir Next" w:eastAsia="Avenir Next"/>
-                      <w:color w:val="1A1A1A"/>
-                      <w:sz w:val="21"/>
-                      <w:szCs w:val="21"/>
-                    </w:rPr>
                     <w:tab/>
                   </w:r>
                   <w:r>
                     <w:rPr>
                       <w:rFonts w:ascii="Avenir Next" w:hAnsi="Avenir Next" w:cs="Avenir Next" w:eastAsia="Avenir Next"/>
                       <w:color w:val="1A1A1A"/>
-                      <w:sz w:val="21"/>
+                      <w:sz w:val="22"/>
                       <w:szCs w:val="21"/>
                     </w:rPr>
                     <w:t xml:space="preserve">They are equal.</w:t>
@@ -3914,25 +3935,25 @@
                       <w:rFonts w:ascii="Avenir Next" w:hAnsi="Avenir Next" w:cs="Avenir Next" w:eastAsia="Avenir Next"/>
                       <w:b/>
                       <w:color w:val="003A70"/>
+                      <w:sz w:val="22"/>
+                      <w:szCs w:val="21"/>
+                    </w:rPr>
+                    <w:t xml:space="preserve">D</w:t>
+                  </w:r>
+                  <w:r>
+                    <w:rPr>
+                      <w:rFonts w:ascii="Avenir Next" w:hAnsi="Avenir Next" w:cs="Avenir Next" w:eastAsia="Avenir Next"/>
+                      <w:color w:val="1A1A1A"/>
                       <w:sz w:val="21"/>
                       <w:szCs w:val="21"/>
                     </w:rPr>
-                    <w:t xml:space="preserve">D</w:t>
-                  </w:r>
-                  <w:r>
-                    <w:rPr>
-                      <w:rFonts w:ascii="Avenir Next" w:hAnsi="Avenir Next" w:cs="Avenir Next" w:eastAsia="Avenir Next"/>
-                      <w:color w:val="1A1A1A"/>
-                      <w:sz w:val="21"/>
-                      <w:szCs w:val="21"/>
-                    </w:rPr>
                     <w:tab/>
                   </w:r>
                   <w:r>
                     <w:rPr>
                       <w:rFonts w:ascii="Avenir Next" w:hAnsi="Avenir Next" w:cs="Avenir Next" w:eastAsia="Avenir Next"/>
                       <w:color w:val="1A1A1A"/>
-                      <w:sz w:val="21"/>
+                      <w:sz w:val="22"/>
                       <w:szCs w:val="21"/>
                     </w:rPr>
                     <w:t xml:space="preserve">You cannot tell.</w:t>
@@ -3981,19 +4002,42 @@
         <w:tblLook w:val="0000" w:firstRow="0" w:lastRow="0" w:firstColumn="0" w:lastColumn="0" w:noHBand="1" w:noVBand="1"/>
       </w:tblPr>
       <w:tblGrid>
-        <w:gridCol w:w="2000"/>
-        <w:gridCol w:w="2300"/>
-        <w:gridCol w:w="2100"/>
-        <w:gridCol w:w="3104"/>
+        <w:gridCol w:w="1750"/>
+        <w:gridCol w:w="2500"/>
+        <w:gridCol w:w="2200"/>
+        <w:gridCol w:w="3054"/>
       </w:tblGrid>
       <w:tr>
         <w:trPr>
           <w:cantSplit/>
-          <w:trHeight w:val="320" w:hRule="atLeast"/>
+          <w:trHeight w:val="300" w:hRule="atLeast"/>
         </w:trPr>
         <w:tc>
           <w:tcPr>
-            <w:tcW w:w="2000" w:type="dxa"/>
+            <w:tcW w:w="1750" w:type="dxa"/>
+            <w:vAlign w:val="center"/>
+          </w:tcPr>
+          <w:p>
+            <w:pPr>
+              <w:pStyle w:val="Heading2"/>
+              <w:spacing w:before="0" w:after="0" w:line="240" w:lineRule="auto"/>
+            </w:pPr>
+            <w:r>
+              <w:rPr>
+                <w:rFonts w:ascii="Avenir Next" w:hAnsi="Avenir Next" w:cs="Avenir Next" w:eastAsia="Avenir Next"/>
+                <w:b/>
+                <w:color w:val="003A70"/>
+                <w:spacing w:val="12"/>
+                <w:sz w:val="15"/>
+                <w:szCs w:val="15"/>
+              </w:rPr>
+              <w:t xml:space="preserve">CHECK YOURSELF</w:t>
+            </w:r>
+          </w:p>
+        </w:tc>
+        <w:tc>
+          <w:tcPr>
+            <w:tcW w:w="2500" w:type="dxa"/>
             <w:vAlign w:val="center"/>
           </w:tcPr>
           <w:p>
@@ -4002,20 +4046,27 @@
             </w:pPr>
             <w:r>
               <w:rPr>
-                <w:rFonts w:ascii="Avenir Next" w:hAnsi="Avenir Next" w:cs="Avenir Next" w:eastAsia="Avenir Next"/>
-                <w:b/>
-                <w:color w:val="003A70"/>
-                <w:spacing w:val="12"/>
-                <w:sz w:val="15"/>
-                <w:szCs w:val="15"/>
-              </w:rPr>
-              <w:t xml:space="preserve">CHECK YOURSELF</w:t>
+                <w:rFonts w:ascii="Arial" w:hAnsi="Arial" w:cs="Arial" w:eastAsia="Arial"/>
+                <w:color w:val="1A1A1A"/>
+                <w:sz w:val="20"/>
+                <w:szCs w:val="20"/>
+              </w:rPr>
+              <w:t xml:space="preserve">□</w:t>
+            </w:r>
+            <w:r>
+              <w:rPr>
+                <w:rFonts w:ascii="Avenir Next" w:hAnsi="Avenir Next" w:cs="Avenir Next" w:eastAsia="Avenir Next"/>
+                <w:color w:val="1A1A1A"/>
+                <w:sz w:val="17"/>
+                <w:szCs w:val="17"/>
+              </w:rPr>
+              <w:t xml:space="preserve">  I can do this on my own</w:t>
             </w:r>
           </w:p>
         </w:tc>
         <w:tc>
           <w:tcPr>
-            <w:tcW w:w="2300" w:type="dxa"/>
+            <w:tcW w:w="2200" w:type="dxa"/>
             <w:vAlign w:val="center"/>
           </w:tcPr>
           <w:p>
@@ -4026,8 +4077,8 @@
               <w:rPr>
                 <w:rFonts w:ascii="Arial" w:hAnsi="Arial" w:cs="Arial" w:eastAsia="Arial"/>
                 <w:color w:val="1A1A1A"/>
-                <w:sz w:val="24"/>
-                <w:szCs w:val="24"/>
+                <w:sz w:val="20"/>
+                <w:szCs w:val="20"/>
               </w:rPr>
               <w:t xml:space="preserve">□</w:t>
             </w:r>
@@ -4038,13 +4089,13 @@
                 <w:sz w:val="17"/>
                 <w:szCs w:val="17"/>
               </w:rPr>
-              <w:t xml:space="preserve">  I can do this on my own</w:t>
+              <w:t xml:space="preserve">  I need a little help</w:t>
             </w:r>
           </w:p>
         </w:tc>
         <w:tc>
           <w:tcPr>
-            <w:tcW w:w="2100" w:type="dxa"/>
+            <w:tcW w:w="3054" w:type="dxa"/>
             <w:vAlign w:val="center"/>
           </w:tcPr>
           <w:p>
@@ -4055,37 +4106,8 @@
               <w:rPr>
                 <w:rFonts w:ascii="Arial" w:hAnsi="Arial" w:cs="Arial" w:eastAsia="Arial"/>
                 <w:color w:val="1A1A1A"/>
-                <w:sz w:val="24"/>
-                <w:szCs w:val="24"/>
-              </w:rPr>
-              <w:t xml:space="preserve">□</w:t>
-            </w:r>
-            <w:r>
-              <w:rPr>
-                <w:rFonts w:ascii="Avenir Next" w:hAnsi="Avenir Next" w:cs="Avenir Next" w:eastAsia="Avenir Next"/>
-                <w:color w:val="1A1A1A"/>
-                <w:sz w:val="17"/>
-                <w:szCs w:val="17"/>
-              </w:rPr>
-              <w:t xml:space="preserve">  I need a little help</w:t>
-            </w:r>
-          </w:p>
-        </w:tc>
-        <w:tc>
-          <w:tcPr>
-            <w:tcW w:w="3104" w:type="dxa"/>
-            <w:vAlign w:val="center"/>
-          </w:tcPr>
-          <w:p>
-            <w:pPr>
-              <w:spacing w:before="0" w:after="0" w:line="240" w:lineRule="auto"/>
-            </w:pPr>
-            <w:r>
-              <w:rPr>
-                <w:rFonts w:ascii="Arial" w:hAnsi="Arial" w:cs="Arial" w:eastAsia="Arial"/>
-                <w:color w:val="1A1A1A"/>
-                <w:sz w:val="24"/>
-                <w:szCs w:val="24"/>
+                <w:sz w:val="20"/>
+                <w:szCs w:val="20"/>
               </w:rPr>
               <w:t xml:space="preserve">□</w:t>
             </w:r>
@@ -4120,7 +4142,7 @@
     <w:sectPr>
       <w:footerReference w:type="default" r:id="rIdFooter1"/>
       <w:pgSz w:w="12240" w:h="15840"/>
-      <w:pgMar w:top="893" w:right="1224" w:bottom="835" w:left="1512" w:header="432" w:footer="432" w:gutter="0"/>
+      <w:pgMar w:top="780" w:right="1224" w:bottom="760" w:left="1512" w:header="432" w:footer="432" w:gutter="0"/>
       <w:cols w:space="720"/>
     </w:sectPr>
   </w:body>
@@ -4200,7 +4222,106 @@
               <w:sz w:val="15"/>
               <w:szCs w:val="15"/>
             </w:rPr>
-            <w:t xml:space="preserve">Lesson 7-4  ·  Session 1  ·  Prerequisite Practice A</w:t>
+            <w:t xml:space="preserve">7-4 · Page </w:t>
+          </w:r>
+          <w:r>
+            <w:rPr>
+              <w:rFonts w:ascii="Avenir Next" w:hAnsi="Avenir Next" w:cs="Avenir Next" w:eastAsia="Avenir Next"/>
+              <w:color w:val="5A5F66"/>
+              <w:sz w:val="15"/>
+              <w:szCs w:val="15"/>
+            </w:rPr>
+            <w:fldChar w:fldCharType="begin"/>
+          </w:r>
+          <w:r>
+            <w:rPr>
+              <w:rFonts w:ascii="Avenir Next" w:hAnsi="Avenir Next" w:cs="Avenir Next" w:eastAsia="Avenir Next"/>
+              <w:color w:val="5A5F66"/>
+              <w:sz w:val="15"/>
+              <w:szCs w:val="15"/>
+            </w:rPr>
+            <w:instrText xml:space="preserve"> PAGE </w:instrText>
+          </w:r>
+          <w:r>
+            <w:rPr>
+              <w:rFonts w:ascii="Avenir Next" w:hAnsi="Avenir Next" w:cs="Avenir Next" w:eastAsia="Avenir Next"/>
+              <w:color w:val="5A5F66"/>
+              <w:sz w:val="15"/>
+              <w:szCs w:val="15"/>
+            </w:rPr>
+            <w:fldChar w:fldCharType="separate"/>
+          </w:r>
+          <w:r>
+            <w:rPr>
+              <w:rFonts w:ascii="Avenir Next" w:hAnsi="Avenir Next" w:cs="Avenir Next" w:eastAsia="Avenir Next"/>
+              <w:color w:val="5A5F66"/>
+              <w:sz w:val="15"/>
+              <w:szCs w:val="15"/>
+            </w:rPr>
+            <w:t xml:space="preserve">1</w:t>
+          </w:r>
+          <w:r>
+            <w:rPr>
+              <w:rFonts w:ascii="Avenir Next" w:hAnsi="Avenir Next" w:cs="Avenir Next" w:eastAsia="Avenir Next"/>
+              <w:color w:val="5A5F66"/>
+              <w:sz w:val="15"/>
+              <w:szCs w:val="15"/>
+            </w:rPr>
+            <w:fldChar w:fldCharType="end"/>
+          </w:r>
+          <w:r>
+            <w:rPr>
+              <w:rFonts w:ascii="Avenir Next" w:hAnsi="Avenir Next" w:cs="Avenir Next" w:eastAsia="Avenir Next"/>
+              <w:color w:val="5A5F66"/>
+              <w:sz w:val="15"/>
+              <w:szCs w:val="15"/>
+            </w:rPr>
+            <w:t xml:space="preserve"> of </w:t>
+          </w:r>
+          <w:r>
+            <w:rPr>
+              <w:rFonts w:ascii="Avenir Next" w:hAnsi="Avenir Next" w:cs="Avenir Next" w:eastAsia="Avenir Next"/>
+              <w:color w:val="5A5F66"/>
+              <w:sz w:val="15"/>
+              <w:szCs w:val="15"/>
+            </w:rPr>
+            <w:fldChar w:fldCharType="begin"/>
+          </w:r>
+          <w:r>
+            <w:rPr>
+              <w:rFonts w:ascii="Avenir Next" w:hAnsi="Avenir Next" w:cs="Avenir Next" w:eastAsia="Avenir Next"/>
+              <w:color w:val="5A5F66"/>
+              <w:sz w:val="15"/>
+              <w:szCs w:val="15"/>
+            </w:rPr>
+            <w:instrText xml:space="preserve"> NUMPAGES </w:instrText>
+          </w:r>
+          <w:r>
+            <w:rPr>
+              <w:rFonts w:ascii="Avenir Next" w:hAnsi="Avenir Next" w:cs="Avenir Next" w:eastAsia="Avenir Next"/>
+              <w:color w:val="5A5F66"/>
+              <w:sz w:val="15"/>
+              <w:szCs w:val="15"/>
+            </w:rPr>
+            <w:fldChar w:fldCharType="separate"/>
+          </w:r>
+          <w:r>
+            <w:rPr>
+              <w:rFonts w:ascii="Avenir Next" w:hAnsi="Avenir Next" w:cs="Avenir Next" w:eastAsia="Avenir Next"/>
+              <w:color w:val="5A5F66"/>
+              <w:sz w:val="15"/>
+              <w:szCs w:val="15"/>
+            </w:rPr>
+            <w:t xml:space="preserve">1</w:t>
+          </w:r>
+          <w:r>
+            <w:rPr>
+              <w:rFonts w:ascii="Avenir Next" w:hAnsi="Avenir Next" w:cs="Avenir Next" w:eastAsia="Avenir Next"/>
+              <w:color w:val="5A5F66"/>
+              <w:sz w:val="15"/>
+              <w:szCs w:val="15"/>
+            </w:rPr>
+            <w:fldChar w:fldCharType="end"/>
           </w:r>
         </w:p>
       </w:tc>
@@ -4243,5 +4364,23 @@
       </w:tblCellMar>
     </w:tblPr>
   </w:style>
+  <w:style w:type="paragraph" w:styleId="Heading1">
+    <w:name w:val="heading 1"/>
+    <w:basedOn w:val="Normal"/>
+    <w:pPr>
+      <w:outlineLvl w:val="0"/>
+      <w:keepNext w:val="0"/>
+      <w:keepLines w:val="0"/>
+    </w:pPr>
+  </w:style>
+  <w:style w:type="paragraph" w:styleId="Heading2">
+    <w:name w:val="heading 2"/>
+    <w:basedOn w:val="Normal"/>
+    <w:pPr>
+      <w:outlineLvl w:val="1"/>
+      <w:keepNext w:val="0"/>
+      <w:keepLines w:val="0"/>
+    </w:pPr>
+  </w:style>
 </w:styles>
 </file>